--- a/klagomål/A 14466-2026 FSC-klagomål.docx
+++ b/klagomål/A 14466-2026 FSC-klagomål.docx
@@ -818,7 +818,7 @@
     <w:r>
       <w:tab/>
       <w:tab/>
-      <w:t>2026-04-14</w:t>
+      <w:t>2026-04-15</w:t>
       <w:br/>
       <w:br/>
     </w:r>

--- a/klagomål/A 14466-2026 FSC-klagomål.docx
+++ b/klagomål/A 14466-2026 FSC-klagomål.docx
@@ -818,7 +818,7 @@
     <w:r>
       <w:tab/>
       <w:tab/>
-      <w:t>2026-04-15</w:t>
+      <w:t>2026-04-16</w:t>
       <w:br/>
       <w:br/>
     </w:r>

--- a/klagomål/A 14466-2026 FSC-klagomål.docx
+++ b/klagomål/A 14466-2026 FSC-klagomål.docx
@@ -818,7 +818,7 @@
     <w:r>
       <w:tab/>
       <w:tab/>
-      <w:t>2026-04-16</w:t>
+      <w:t>2026-04-17</w:t>
       <w:br/>
       <w:br/>
     </w:r>

--- a/klagomål/A 14466-2026 FSC-klagomål.docx
+++ b/klagomål/A 14466-2026 FSC-klagomål.docx
@@ -818,7 +818,7 @@
     <w:r>
       <w:tab/>
       <w:tab/>
-      <w:t>2026-04-17</w:t>
+      <w:t>2026-04-18</w:t>
       <w:br/>
       <w:br/>
     </w:r>

--- a/klagomål/A 14466-2026 FSC-klagomål.docx
+++ b/klagomål/A 14466-2026 FSC-klagomål.docx
@@ -818,7 +818,7 @@
     <w:r>
       <w:tab/>
       <w:tab/>
-      <w:t>2026-04-18</w:t>
+      <w:t>2026-04-19</w:t>
       <w:br/>
       <w:br/>
     </w:r>

--- a/klagomål/A 14466-2026 FSC-klagomål.docx
+++ b/klagomål/A 14466-2026 FSC-klagomål.docx
@@ -818,7 +818,7 @@
     <w:r>
       <w:tab/>
       <w:tab/>
-      <w:t>2026-04-19</w:t>
+      <w:t>2026-04-20</w:t>
       <w:br/>
       <w:br/>
     </w:r>

--- a/klagomål/A 14466-2026 FSC-klagomål.docx
+++ b/klagomål/A 14466-2026 FSC-klagomål.docx
@@ -818,7 +818,7 @@
     <w:r>
       <w:tab/>
       <w:tab/>
-      <w:t>2026-04-20</w:t>
+      <w:t>2026-04-21</w:t>
       <w:br/>
       <w:br/>
     </w:r>

--- a/klagomål/A 14466-2026 FSC-klagomål.docx
+++ b/klagomål/A 14466-2026 FSC-klagomål.docx
@@ -818,7 +818,7 @@
     <w:r>
       <w:tab/>
       <w:tab/>
-      <w:t>2026-04-21</w:t>
+      <w:t>2026-04-22</w:t>
       <w:br/>
       <w:br/>
     </w:r>

--- a/klagomål/A 14466-2026 FSC-klagomål.docx
+++ b/klagomål/A 14466-2026 FSC-klagomål.docx
@@ -818,7 +818,7 @@
     <w:r>
       <w:tab/>
       <w:tab/>
-      <w:t>2026-04-22</w:t>
+      <w:t>2026-04-23</w:t>
       <w:br/>
       <w:br/>
     </w:r>

--- a/klagomål/A 14466-2026 FSC-klagomål.docx
+++ b/klagomål/A 14466-2026 FSC-klagomål.docx
@@ -818,7 +818,7 @@
     <w:r>
       <w:tab/>
       <w:tab/>
-      <w:t>2026-04-23</w:t>
+      <w:t>2026-04-24</w:t>
       <w:br/>
       <w:br/>
     </w:r>

--- a/klagomål/A 14466-2026 FSC-klagomål.docx
+++ b/klagomål/A 14466-2026 FSC-klagomål.docx
@@ -818,7 +818,7 @@
     <w:r>
       <w:tab/>
       <w:tab/>
-      <w:t>2026-04-24</w:t>
+      <w:t>2026-04-25</w:t>
       <w:br/>
       <w:br/>
     </w:r>

--- a/klagomål/A 14466-2026 FSC-klagomål.docx
+++ b/klagomål/A 14466-2026 FSC-klagomål.docx
@@ -818,7 +818,7 @@
     <w:r>
       <w:tab/>
       <w:tab/>
-      <w:t>2026-04-25</w:t>
+      <w:t>2026-04-26</w:t>
       <w:br/>
       <w:br/>
     </w:r>

--- a/klagomål/A 14466-2026 FSC-klagomål.docx
+++ b/klagomål/A 14466-2026 FSC-klagomål.docx
@@ -818,7 +818,7 @@
     <w:r>
       <w:tab/>
       <w:tab/>
-      <w:t>2026-04-26</w:t>
+      <w:t>2026-04-27</w:t>
       <w:br/>
       <w:br/>
     </w:r>

--- a/klagomål/A 14466-2026 FSC-klagomål.docx
+++ b/klagomål/A 14466-2026 FSC-klagomål.docx
@@ -818,7 +818,7 @@
     <w:r>
       <w:tab/>
       <w:tab/>
-      <w:t>2026-04-27</w:t>
+      <w:t>2026-04-28</w:t>
       <w:br/>
       <w:br/>
     </w:r>

--- a/klagomål/A 14466-2026 FSC-klagomål.docx
+++ b/klagomål/A 14466-2026 FSC-klagomål.docx
@@ -818,7 +818,7 @@
     <w:r>
       <w:tab/>
       <w:tab/>
-      <w:t>2026-04-28</w:t>
+      <w:t>2026-04-29</w:t>
       <w:br/>
       <w:br/>
     </w:r>

--- a/klagomål/A 14466-2026 FSC-klagomål.docx
+++ b/klagomål/A 14466-2026 FSC-klagomål.docx
@@ -818,7 +818,7 @@
     <w:r>
       <w:tab/>
       <w:tab/>
-      <w:t>2026-04-29</w:t>
+      <w:t>2026-04-30</w:t>
       <w:br/>
       <w:br/>
     </w:r>

--- a/klagomål/A 14466-2026 FSC-klagomål.docx
+++ b/klagomål/A 14466-2026 FSC-klagomål.docx
@@ -818,7 +818,7 @@
     <w:r>
       <w:tab/>
       <w:tab/>
-      <w:t>2026-04-30</w:t>
+      <w:t>2026-05-01</w:t>
       <w:br/>
       <w:br/>
     </w:r>

--- a/klagomål/A 14466-2026 FSC-klagomål.docx
+++ b/klagomål/A 14466-2026 FSC-klagomål.docx
@@ -818,7 +818,7 @@
     <w:r>
       <w:tab/>
       <w:tab/>
-      <w:t>2026-05-01</w:t>
+      <w:t>2026-05-02</w:t>
       <w:br/>
       <w:br/>
     </w:r>

--- a/klagomål/A 14466-2026 FSC-klagomål.docx
+++ b/klagomål/A 14466-2026 FSC-klagomål.docx
@@ -818,7 +818,7 @@
     <w:r>
       <w:tab/>
       <w:tab/>
-      <w:t>2026-05-02</w:t>
+      <w:t>2026-05-03</w:t>
       <w:br/>
       <w:br/>
     </w:r>

--- a/klagomål/A 14466-2026 FSC-klagomål.docx
+++ b/klagomål/A 14466-2026 FSC-klagomål.docx
@@ -818,7 +818,7 @@
     <w:r>
       <w:tab/>
       <w:tab/>
-      <w:t>2026-05-03</w:t>
+      <w:t>2026-05-04</w:t>
       <w:br/>
       <w:br/>
     </w:r>

--- a/klagomål/A 14466-2026 FSC-klagomål.docx
+++ b/klagomål/A 14466-2026 FSC-klagomål.docx
@@ -818,7 +818,7 @@
     <w:r>
       <w:tab/>
       <w:tab/>
-      <w:t>2026-05-04</w:t>
+      <w:t>2026-05-05</w:t>
       <w:br/>
       <w:br/>
     </w:r>

--- a/klagomål/A 14466-2026 FSC-klagomål.docx
+++ b/klagomål/A 14466-2026 FSC-klagomål.docx
@@ -818,7 +818,7 @@
     <w:r>
       <w:tab/>
       <w:tab/>
-      <w:t>2026-05-05</w:t>
+      <w:t>2026-05-06</w:t>
       <w:br/>
       <w:br/>
     </w:r>

--- a/klagomål/A 14466-2026 FSC-klagomål.docx
+++ b/klagomål/A 14466-2026 FSC-klagomål.docx
@@ -818,7 +818,7 @@
     <w:r>
       <w:tab/>
       <w:tab/>
-      <w:t>2026-05-16</w:t>
+      <w:t>2026-05-17</w:t>
       <w:br/>
       <w:br/>
     </w:r>

--- a/klagomål/A 14466-2026 FSC-klagomål.docx
+++ b/klagomål/A 14466-2026 FSC-klagomål.docx
@@ -818,7 +818,7 @@
     <w:r>
       <w:tab/>
       <w:tab/>
-      <w:t>2026-05-17</w:t>
+      <w:t>2026-05-18</w:t>
       <w:br/>
       <w:br/>
     </w:r>

--- a/klagomål/A 14466-2026 FSC-klagomål.docx
+++ b/klagomål/A 14466-2026 FSC-klagomål.docx
@@ -818,7 +818,7 @@
     <w:r>
       <w:tab/>
       <w:tab/>
-      <w:t>2026-05-18</w:t>
+      <w:t>2026-05-19</w:t>
       <w:br/>
       <w:br/>
     </w:r>

--- a/klagomål/A 14466-2026 FSC-klagomål.docx
+++ b/klagomål/A 14466-2026 FSC-klagomål.docx
@@ -818,7 +818,7 @@
     <w:r>
       <w:tab/>
       <w:tab/>
-      <w:t>2026-05-19</w:t>
+      <w:t>2026-05-20</w:t>
       <w:br/>
       <w:br/>
     </w:r>

--- a/klagomål/A 14466-2026 FSC-klagomål.docx
+++ b/klagomål/A 14466-2026 FSC-klagomål.docx
@@ -818,7 +818,7 @@
     <w:r>
       <w:tab/>
       <w:tab/>
-      <w:t>2026-06-15</w:t>
+      <w:t>2026-06-16</w:t>
       <w:br/>
       <w:br/>
     </w:r>

--- a/klagomål/A 14466-2026 FSC-klagomål.docx
+++ b/klagomål/A 14466-2026 FSC-klagomål.docx
@@ -818,7 +818,7 @@
     <w:r>
       <w:tab/>
       <w:tab/>
-      <w:t>2026-06-16</w:t>
+      <w:t>2026-06-17</w:t>
       <w:br/>
       <w:br/>
     </w:r>

--- a/klagomål/A 14466-2026 FSC-klagomål.docx
+++ b/klagomål/A 14466-2026 FSC-klagomål.docx
@@ -1,6 +1,6 @@
 
 <file path=word/document.xml><?xml version="1.0" encoding="utf-8"?>
-<w:document xmlns:wpc="http://schemas.microsoft.com/office/word/2010/wordprocessingCanvas" xmlns:cx="http://schemas.microsoft.com/office/drawing/2014/chartex" xmlns:cx1="http://schemas.microsoft.com/office/drawing/2015/9/8/chartex" xmlns:cx2="http://schemas.microsoft.com/office/drawing/2015/10/21/chartex" xmlns:cx3="http://schemas.microsoft.com/office/drawing/2016/5/9/chartex" xmlns:cx4="http://schemas.microsoft.com/office/drawing/2016/5/10/chartex" xmlns:cx5="http://schemas.microsoft.com/office/drawing/2016/5/11/chartex" xmlns:cx6="http://schemas.microsoft.com/office/drawing/2016/5/12/chartex" xmlns:cx7="http://schemas.microsoft.com/office/drawing/2016/5/13/chartex" xmlns:cx8="http://schemas.microsoft.com/office/drawing/2016/5/14/chartex" xmlns:mc="http://schemas.openxmlformats.org/markup-compatibility/2006" xmlns:aink="http://schemas.microsoft.com/office/drawing/2016/ink" xmlns:am3d="http://schemas.microsoft.com/office/drawing/2017/model3d" xmlns:o="urn:schemas-microsoft-com:office:office" xmlns:oel="http://schemas.microsoft.com/office/2019/extlst" xmlns:r="http://schemas.openxmlformats.org/officeDocument/2006/relationships" xmlns:m="http://schemas.openxmlformats.org/officeDocument/2006/math" xmlns:v="urn:schemas-microsoft-com:vml" xmlns:wp14="http://schemas.microsoft.com/office/word/2010/wordprocessingDrawing" xmlns:wp="http://schemas.openxmlformats.org/drawingml/2006/wordprocessingDrawing" xmlns:w10="urn:schemas-microsoft-com:office:word" xmlns:w="http://schemas.openxmlformats.org/wordprocessingml/2006/main" xmlns:w14="http://schemas.microsoft.com/office/word/2010/wordml" xmlns:w15="http://schemas.microsoft.com/office/word/2012/wordml" xmlns:w16cex="http://schemas.microsoft.com/office/word/2018/wordml/cex" xmlns:w16cid="http://schemas.microsoft.com/office/word/2016/wordml/cid" xmlns:w16="http://schemas.microsoft.com/office/word/2018/wordml" xmlns:w16sdtdh="http://schemas.microsoft.com/office/word/2020/wordml/sdtdatahash" xmlns:w16se="http://schemas.microsoft.com/office/word/2015/wordml/symex" xmlns:wpg="http://schemas.microsoft.com/office/word/2010/wordprocessingGroup" xmlns:wpi="http://schemas.microsoft.com/office/word/2010/wordprocessingInk" xmlns:wne="http://schemas.microsoft.com/office/word/2006/wordml" xmlns:wps="http://schemas.microsoft.com/office/word/2010/wordprocessingShape" mc:Ignorable="w14 w15 w16se w16cid w16 w16cex w16sdtdh wp14">
+<w:document xmlns:wpc="http://schemas.microsoft.com/office/word/2010/wordprocessingCanvas" xmlns:cx="http://schemas.microsoft.com/office/drawing/2014/chartex" xmlns:cx1="http://schemas.microsoft.com/office/drawing/2015/9/8/chartex" xmlns:cx2="http://schemas.microsoft.com/office/drawing/2015/10/21/chartex" xmlns:cx3="http://schemas.microsoft.com/office/drawing/2016/5/9/chartex" xmlns:cx4="http://schemas.microsoft.com/office/drawing/2016/5/10/chartex" xmlns:cx5="http://schemas.microsoft.com/office/drawing/2016/5/11/chartex" xmlns:cx6="http://schemas.microsoft.com/office/drawing/2016/5/12/chartex" xmlns:cx7="http://schemas.microsoft.com/office/drawing/2016/5/13/chartex" xmlns:cx8="http://schemas.microsoft.com/office/drawing/2016/5/14/chartex" xmlns:mc="http://schemas.openxmlformats.org/markup-compatibility/2006" xmlns:aink="http://schemas.microsoft.com/office/drawing/2016/ink" xmlns:am3d="http://schemas.microsoft.com/office/drawing/2017/model3d" xmlns:o="urn:schemas-microsoft-com:office:office" xmlns:oel="http://schemas.microsoft.com/office/2019/extlst" xmlns:r="http://schemas.openxmlformats.org/officeDocument/2006/relationships" xmlns:m="http://schemas.openxmlformats.org/officeDocument/2006/math" xmlns:v="urn:schemas-microsoft-com:vml" xmlns:wp14="http://schemas.microsoft.com/office/word/2010/wordprocessingDrawing" xmlns:wp="http://schemas.openxmlformats.org/drawingml/2006/wordprocessingDrawing" xmlns:w10="urn:schemas-microsoft-com:office:word" xmlns:w="http://schemas.openxmlformats.org/wordprocessingml/2006/main" xmlns:w14="http://schemas.microsoft.com/office/word/2010/wordml" xmlns:w15="http://schemas.microsoft.com/office/word/2012/wordml" xmlns:w16cex="http://schemas.microsoft.com/office/word/2018/wordml/cex" xmlns:w16cid="http://schemas.microsoft.com/office/word/2016/wordml/cid" xmlns:w16="http://schemas.microsoft.com/office/word/2018/wordml" xmlns:w16du="http://schemas.microsoft.com/office/word/2023/wordml/word16du" xmlns:w16sdtdh="http://schemas.microsoft.com/office/word/2020/wordml/sdtdatahash" xmlns:w16sdtfl="http://schemas.microsoft.com/office/word/2024/wordml/sdtformatlock" xmlns:w16se="http://schemas.microsoft.com/office/word/2015/wordml/symex" xmlns:wpg="http://schemas.microsoft.com/office/word/2010/wordprocessingGroup" xmlns:wpi="http://schemas.microsoft.com/office/word/2010/wordprocessingInk" xmlns:wne="http://schemas.microsoft.com/office/word/2006/wordml" xmlns:wps="http://schemas.microsoft.com/office/word/2010/wordprocessingShape" mc:Ignorable="w14 w15 w16se w16cid w16 w16cex w16sdtdh w16sdtfl w16du wp14">
   <w:body>
     <w:p>
       <w:r>
@@ -168,12 +168,12 @@
     </w:p>
     <w:p>
       <w:r>
-        <w:t>Detta dokument behandlar höga naturvärden i avverkningsanmälan A 14466-2026 i Uppsala kommun. Denna avverkningsanmälan inkom 2026-03-19 13:19:31 och omfattar 4,5 ha.</w:t>
+        <w:t>Detta dokument behandlar höga naturvärden i avverkningsanmälan A 14466-2026 i Uppsala kommun som inkom 2026-03-19 och omfattar 4,5 ha.</w:t>
       </w:r>
     </w:p>
     <w:p>
       <w:r>
-        <w:t>Nedan presenteras fynd av naturvårdsarter och fridlysta arter som gjorts i det avverkningsanmälda området, samt relevanta utdrag ur standarderna för FSC, Chain of Custody, Controlled Wood och PEFC.</w:t>
+        <w:t>Nedan presenteras fynd av naturvårdsarter och fridlysta arter som gjorts i det avverkningsanmälda området, samt relevanta utdrag ur standarderna för FSC, Chain of Custody, Controlled Wood och PEFC. I BILAGA 1 finns artfakta om fridlysta arter.</w:t>
       </w:r>
     </w:p>
     <w:p>
@@ -191,12 +191,15 @@
     </w:p>
     <w:p>
       <w:r>
-        <w:t>I avverkningsanmälan har följande 6 naturvårdsarter hittats: fjällig taggsvamp s.str. (S), svavelriska (S), trubbfjädermossa (S), underviol (S), vårärt (S) och blåsippa (§9). Arter som är signalarter enligt Skogsstyrelsen har markerats med (S). För fridlysta arter anges även paragrafen i Artskyddsförordningen som arten är fridlyst enligt.</w:t>
+        <w:t>I och inom 24 meter från avverkningsanmälan har följande 10 naturvårdsarter hittats: liten hornflikmossa (VU), fjällig taggsvamp s.str. (NT), vedtrappmossa (NT, T), vårärt (NT, T), grön sköldmossa (S, T, §8), stubbspretmossa (S, T), svavelriska (S), trubbfjädermossa (S, T), underviol (S, T) och blåsippa (T, §9). Av dessa är 4 rödlistade. För rödlistade arter har rödlistekategorin angivits inom parentes. Arter som är signalarter enligt Skogsstyrelsen har markerats med (S). Typiska arter inom Natura 2000 som är kopplade till skogsekosystem har markerats med (T). För fridlysta arter anges även paragrafen i Artskyddsförordningen som arten är fridlyst enligt.</w:t>
       </w:r>
     </w:p>
     <w:p>
       <w:r>
-        <w:t>De påträffade naturvårdsarterna är ett tydligt kvitto på att detta rör sig om en skog med höga naturvärden. I Figur 1 visas en karta över det avverkningsanmälda området, där samtliga fyndplatser för naturvårdsarter som finns registrerade på Artportalen har markerats.</w:t>
+        <w:t>De påträffade naturvårdsarterna är ett tydligt kvitto på att det rör sig om en skog med höga naturvärden.</w:t>
+      </w:r>
+      <w:r>
+        <w:t xml:space="preserve"> I Figur 1 visas fyndplatser för naturvårdsarter i området, som finns registrerade på Artportalen.</w:t>
       </w:r>
     </w:p>
     <w:p>
@@ -206,7 +209,7 @@
       <w:r>
         <w:drawing>
           <wp:inline xmlns:a="http://schemas.openxmlformats.org/drawingml/2006/main" xmlns:pic="http://schemas.openxmlformats.org/drawingml/2006/picture">
-            <wp:extent cx="5486400" cy="3826970"/>
+            <wp:extent cx="5486400" cy="5081047"/>
             <wp:docPr id="1" name="Picture 1"/>
             <wp:cNvGraphicFramePr>
               <a:graphicFrameLocks noChangeAspect="1"/>
@@ -227,7 +230,7 @@
                   <pic:spPr>
                     <a:xfrm>
                       <a:off x="0" y="0"/>
-                      <a:ext cx="5486400" cy="3826970"/>
+                      <a:ext cx="5486400" cy="5081047"/>
                     </a:xfrm>
                     <a:prstGeom prst="rect"/>
                   </pic:spPr>
@@ -241,9 +244,94 @@
     <w:p>
       <w:pPr>
         <w:pStyle w:val="Caption"/>
+        <w:spacing w:after="240"/>
       </w:pPr>
       <w:r>
-        <w:t>Figur 1. Fyndplatser för naturvårdsarter i det avverkningsanmälda området (röd linje). Markörer utan svart kant är placerade på fyndplatsen. Markörer med svart kant är placerade vid sidan av fyndplatsen och har ett svart streck som visar fyndplatsens exakta position. Kartans mittpunktskoordinat är N 6657714, E 662231 i SWEREF 99 TM.</w:t>
+        <w:t>Figur 1. Fyndplatser för naturvårdsarter i och inom 24 meter från avverkningsanmälan (röd linje). Markörer utan svart kant är placerade på fyndplatsen. Markörer med svart kant är placerade vid sidan av fyndplatsen och har ett svart streck som visar fyndplatsens exakta position. Kartans mittpunktskoordinat är N 6657714, E 662231 i SWEREF 99 TM.</w:t>
+      </w:r>
+    </w:p>
+    <w:p>
+      <w:pPr>
+        <w:pStyle w:val="Heading2"/>
+      </w:pPr>
+      <w:r>
+        <w:t>Fridlysta arter</w:t>
+      </w:r>
+    </w:p>
+    <w:p>
+      <w:r>
+        <w:t>Följande fridlysta arter har sina livsmiljöer och växtplatser i den avverkningsanmälda skogen: grön sköldmossa (S, T, §8) och blåsippa (T, §9).</w:t>
+      </w:r>
+    </w:p>
+    <w:p>
+      <w:r>
+        <w:rPr>
+          <w:b/>
+        </w:rPr>
+        <w:t>Blåsippa (§9)</w:t>
+      </w:r>
+      <w:r>
+        <w:t xml:space="preserve"> är typisk art för </w:t>
+      </w:r>
+      <w:r>
+        <w:rPr>
+          <w:i/>
+        </w:rPr>
+        <w:t>9050 Näringsrik granskog, 9020 Nordlig ädellövskog</w:t>
+      </w:r>
+      <w:r>
+        <w:t xml:space="preserve"> och </w:t>
+      </w:r>
+      <w:r>
+        <w:rPr>
+          <w:i/>
+        </w:rPr>
+        <w:t>8240 Karsthällmarker</w:t>
+      </w:r>
+      <w:r>
+        <w:t xml:space="preserve"> (SLU Artdatabanken, 2025).</w:t>
+      </w:r>
+    </w:p>
+    <w:p>
+      <w:r>
+        <w:rPr>
+          <w:b/>
+        </w:rPr>
+        <w:t>Grön sköldmossa (§8)</w:t>
+      </w:r>
+      <w:r>
+        <w:t xml:space="preserve"> är typisk art för </w:t>
+      </w:r>
+      <w:r>
+        <w:rPr>
+          <w:i/>
+        </w:rPr>
+        <w:t xml:space="preserve">9010 Taiga </w:t>
+      </w:r>
+      <w:r>
+        <w:t>och</w:t>
+      </w:r>
+      <w:r>
+        <w:rPr>
+          <w:i/>
+        </w:rPr>
+        <w:t xml:space="preserve"> 9750 Svämlövskog</w:t>
+      </w:r>
+      <w:r>
+        <w:t xml:space="preserve"> och omfattas av EU:s art- och habitatdirektiv bilaga 2 vilket innebär att det finns ett uttalat intresse inom Europeiska unionen att bevara arten. Grön sköldmossa kräver skog som har ett speciellt mikroklimat med hög och jämn luftfuktighet i kombination med rik tillgång på död ved (Nitare &amp; Skogsstyrelsen, 2019; SLU Artdatabanken, 2025). I praktiken handlar det om åtminstone 50 meter med skyddande skog för att undvika uttorkning av marken (Hallingbäck, personligt meddelande 2022-02-24). Grön sköldmossa är en ansvarsart för Sverige då en särskilt stor andel av Europas population finns i landet. Mark- och miljööverdomstolen (MÖD) har i mål nr M 2019-20 (18 februari 2019) slagit fast att grön sköldmossa (§8) är dispenspliktig och att exemplar av arten inte får skadas utan dispens (MÖD, mål nr M 2019-20).</w:t>
+      </w:r>
+    </w:p>
+    <w:p>
+      <w:r>
+        <w:t>I BILAGA 1 finns mer detaljerad information om ekologi samt krav på livsmiljö hos fridlysta arter.</w:t>
+      </w:r>
+    </w:p>
+    <w:p>
+      <w:pPr>
+        <w:pStyle w:val="Heading2"/>
+      </w:pPr>
+      <w:r>
+        <w:t>Övriga naturvårdsarter</w:t>
       </w:r>
     </w:p>
     <w:p>
@@ -262,6 +350,37 @@
         <w:rPr>
           <w:b/>
         </w:rPr>
+        <w:t>Liten hornflikmossa (VU)</w:t>
+      </w:r>
+      <w:r>
+        <w:t xml:space="preserve"> växer på grova murkna lågor i sluten och urskogsartad granskog med hög och jämn luftfuktighet. Arten är placerad högst upp i Skogsstyrelsens värdepyramid för bedömning av skog med höga naturvärden och samtliga kända lokaler med liten hornflikmossa bör ges ett ändamålsenligt skydd (SLU Artdatabanken, 2024; Nitare &amp; Skogsstyrelsen, 2019).</w:t>
+      </w:r>
+    </w:p>
+    <w:p>
+      <w:r>
+        <w:rPr>
+          <w:b/>
+        </w:rPr>
+        <w:t>Stubbspretmossa</w:t>
+      </w:r>
+      <w:r>
+        <w:t xml:space="preserve"> växer på ved i rika löv- och barrskogar med relativt hög luftfuktighet och indikerar fuktiga skogsmiljöer med gott om murken ved och ofta höga naturvärden. Stubbspretmossa är typisk art för </w:t>
+      </w:r>
+      <w:r>
+        <w:rPr>
+          <w:i/>
+        </w:rPr>
+        <w:t>9020 Nordlig ädellövskog</w:t>
+      </w:r>
+      <w:r>
+        <w:t xml:space="preserve"> (SLU Artdatabanken, 2024).</w:t>
+      </w:r>
+    </w:p>
+    <w:p>
+      <w:r>
+        <w:rPr>
+          <w:b/>
+        </w:rPr>
         <w:t>Trubbfjädermossa</w:t>
       </w:r>
       <w:r>
@@ -340,6 +459,26 @@
       </w:r>
       <w:r>
         <w:t xml:space="preserve"> (Nitare &amp; Skogsstyrelsen, 2019; SLU Artdatabanken, 2024).</w:t>
+      </w:r>
+    </w:p>
+    <w:p>
+      <w:r>
+        <w:rPr>
+          <w:b/>
+        </w:rPr>
+        <w:t xml:space="preserve">Vedtrappmossa (NT) </w:t>
+      </w:r>
+      <w:r>
+        <w:t xml:space="preserve">växer på död ved, främst i gammal granskog. Den förekommer knappast alls i fjällnära barrskogar utan finns i skogslandskapet nedom fjällen och framför allt i landets södra delar är den en mycket bra signalart för barrnaturskog med höga naturvärden. Skogsavverkning och brist på grov död ved i skogen är de allvarligaste hoten och den överlever inte kalhyggesbruk. Lokaler med sluten granskog, tillräckligt stora för att säkerställa ett kontinuerligt tillskott på grova lågor, bör undantas från storskaligt skogsbruk. Vedtrappmossa är typisk art för </w:t>
+      </w:r>
+      <w:r>
+        <w:rPr>
+          <w:i/>
+        </w:rPr>
+        <w:t>9010 Taiga</w:t>
+      </w:r>
+      <w:r>
+        <w:t xml:space="preserve"> (SLU Artdatabanken, 2024).</w:t>
       </w:r>
     </w:p>
     <w:p>
@@ -376,12 +515,15 @@
         <w:pStyle w:val="Heading1"/>
       </w:pPr>
       <w:r>
-        <w:t>Fridlysta arter</w:t>
+        <w:t>Certifiering</w:t>
       </w:r>
     </w:p>
     <w:p>
-      <w:r>
-        <w:t>Följande fridlysta arter har sina livsmiljöer och växtplatser i den avverkningsanmälda skogen: blåsippa (§9).</w:t>
+      <w:pPr>
+        <w:pStyle w:val="Heading2"/>
+      </w:pPr>
+      <w:r>
+        <w:t>Ur FSC-standarden</w:t>
       </w:r>
     </w:p>
     <w:p>
@@ -389,28 +531,229 @@
         <w:rPr>
           <w:b/>
         </w:rPr>
-        <w:t>Blåsippa (§9)</w:t>
-      </w:r>
-      <w:r>
-        <w:t xml:space="preserve"> är typisk art för </w:t>
+        <w:t xml:space="preserve">PRINCIP 1: LAGEFTERLEVNAD: </w:t>
+      </w:r>
+      <w:r>
+        <w:t>Certifikatsinnehavaren ska följa alla tillämpliga lagar, förordningar och nationellt ratificerade internationella avtal, konventioner och överenskommelser.</w:t>
+      </w:r>
+    </w:p>
+    <w:p>
+      <w:r>
+        <w:rPr>
+          <w:b/>
+        </w:rPr>
+        <w:t xml:space="preserve">1.3.1 </w:t>
+      </w:r>
+      <w:r>
+        <w:t>Tillämpliga lagar och föreskrifter för brukandet av skogen följs.</w:t>
+      </w:r>
+    </w:p>
+    <w:p>
+      <w:pPr>
+        <w:pStyle w:val="ListBullet"/>
+      </w:pPr>
+      <w:r>
+        <w:rPr>
+          <w:b/>
+          <w:i/>
+        </w:rPr>
+        <w:t xml:space="preserve">Kommentar: </w:t>
+      </w:r>
+      <w:r>
+        <w:t>I den avverkningsanmälda skogen har fridlysta arter sina livsmiljöer och växtplatser. Att skada de fridlysta arternas livsmiljöer, växtplatser eller ekologiska funktion är inte tillåtet enligt artskyddsförordningen.</w:t>
+      </w:r>
+    </w:p>
+    <w:p>
+      <w:r>
+        <w:rPr>
+          <w:b/>
+        </w:rPr>
+        <w:t xml:space="preserve">6.4 </w:t>
+      </w:r>
+      <w:r>
+        <w:t>Certifikatsinnehavaren ska skydda sällsynta arter och hotade arter samt deras livsmiljöer inom skogsbruksenheten. Det ska ske genom avsättningar, andra skyddade områden och genom att skapa konnektivitet och/eller genom andra direkta åtgärder som gynnar dessa arters överlevnad och livskraft. Åtgärderna ska stå i förhållande till brukandets skala, intensitet och risk, samt till sällsynta och hotade arters bevarandestatus och ekologiska krav. Certifikatsinnehavaren ska beakta den geografiska spridningen och ekologiska krav hos sällsynta och hotade arter utanför skogsbruksenhetens gränser när beslut om åtgärder inom skogsbruksenheten ska fattas.</w:t>
+      </w:r>
+    </w:p>
+    <w:p>
+      <w:r>
+        <w:rPr>
+          <w:b/>
+        </w:rPr>
+        <w:t xml:space="preserve">6.4.3 </w:t>
+      </w:r>
+      <w:r>
+        <w:t>Bevarandeåtgärder genomförs för de kända förekomster av rödlistade arter som påverkas av skogsbruk.</w:t>
+      </w:r>
+    </w:p>
+    <w:p>
+      <w:pPr>
+        <w:pStyle w:val="ListBullet"/>
+      </w:pPr>
+      <w:r>
+        <w:rPr>
+          <w:b/>
+          <w:i/>
+        </w:rPr>
+        <w:t xml:space="preserve">Kommentar: </w:t>
       </w:r>
       <w:r>
         <w:rPr>
           <w:i/>
         </w:rPr>
-        <w:t>9050 Näringsrik granskog, 9020 Nordlig ädellövskog</w:t>
-      </w:r>
-      <w:r>
-        <w:t xml:space="preserve"> och </w:t>
+        <w:t>I det avverkningsanmälda skogsområdet har 10 naturvårdsarter varav 4 rödlistade arter sina livsmiljöer och växtplatser.</w:t>
+      </w:r>
+    </w:p>
+    <w:p>
+      <w:pPr>
+        <w:pStyle w:val="Heading2"/>
+      </w:pPr>
+      <w:r>
+        <w:t>Ur Chain of Custody Certification (FSC-STD-40-004 ver 3.0)</w:t>
+      </w:r>
+    </w:p>
+    <w:p>
+      <w:r>
+        <w:rPr>
+          <w:b/>
+        </w:rPr>
+        <w:t xml:space="preserve">1.3 </w:t>
+      </w:r>
+      <w:r>
+        <w:t xml:space="preserve">The organization shall commit to the FSC values as defined in FSC-POL-01-004 Policy for the Association of Organizations with FSC. </w:t>
+      </w:r>
+    </w:p>
+    <w:p>
+      <w:pPr>
+        <w:pStyle w:val="Heading2"/>
+      </w:pPr>
+      <w:r>
+        <w:t>Ur FSC:s policy för associerade organisationer (FSC-POL-01-004)</w:t>
+      </w:r>
+    </w:p>
+    <w:p>
+      <w:r>
+        <w:t xml:space="preserve">Som “Chain of Custody”-certifierad organisation är skogsbolaget bunden av de fastställda reglerna i Del 1 Punkt 1 c) i Policy för organisationer associerade med FSC (FSC-POL-01-004 V2-0 EN + SVE version 2012-03-02): </w:t>
+      </w:r>
+    </w:p>
+    <w:p>
+      <w:pPr>
+        <w:pStyle w:val="ListNumber"/>
+      </w:pPr>
+      <w:r>
+        <w:t>De organisationer FSC kan acceptera association med får inte direkt eller indirekt ha några kopplingar till nedanstående, oacceptabla aktiviteter:</w:t>
+      </w:r>
+    </w:p>
+    <w:p>
+      <w:pPr>
+        <w:ind w:left="357"/>
+      </w:pPr>
+      <w:r>
+        <w:t>a) Olaglig skogsavverkning och handel med olagligt avverkat virke eller skogsprodukter</w:t>
+      </w:r>
+    </w:p>
+    <w:p>
+      <w:pPr>
+        <w:ind w:left="357"/>
+      </w:pPr>
+      <w:r>
+        <w:t>...</w:t>
+      </w:r>
+    </w:p>
+    <w:p>
+      <w:pPr>
+        <w:ind w:left="357"/>
+      </w:pPr>
+      <w:r>
+        <w:t>c) Skogsbruk som förstör höga naturvärden</w:t>
+      </w:r>
+    </w:p>
+    <w:p>
+      <w:pPr>
+        <w:ind w:left="357"/>
+      </w:pPr>
+      <w:r>
+        <w:t>d) Betydande omvandling av skog till plantager eller annan, icke skoglig, markanvändning</w:t>
+      </w:r>
+    </w:p>
+    <w:p>
+      <w:pPr>
+        <w:pStyle w:val="ListBullet"/>
+      </w:pPr>
+      <w:r>
+        <w:rPr>
+          <w:b/>
+          <w:i/>
+        </w:rPr>
+        <w:t xml:space="preserve">Kommentar: </w:t>
       </w:r>
       <w:r>
         <w:rPr>
           <w:i/>
         </w:rPr>
-        <w:t>8240 Karsthällmarker</w:t>
-      </w:r>
-      <w:r>
-        <w:t xml:space="preserve"> (SLU Artdatabanken, 2025).</w:t>
+        <w:t>Avverkning av skog med höga naturvärden samt skada på fridlysta arter strider både mot FSC Controlled Wood-standarden och FSC:s policy for associerade organisationer.</w:t>
+      </w:r>
+    </w:p>
+    <w:p>
+      <w:pPr>
+        <w:pStyle w:val="Heading2"/>
+      </w:pPr>
+      <w:r>
+        <w:t>Ur FSC Controlled Wood (FSC-STD-40-005)</w:t>
+      </w:r>
+    </w:p>
+    <w:p>
+      <w:r>
+        <w:t>Virke som inte accepteras i FSC-märkta produkter (oacceptabelt ursprung) enligt FSC Controlled Wood (FSC-STD-40-005):</w:t>
+      </w:r>
+    </w:p>
+    <w:p>
+      <w:pPr>
+        <w:pStyle w:val="ListNumber"/>
+      </w:pPr>
+      <w:r>
+        <w:t>Illegalt avverkat virke.</w:t>
+      </w:r>
+    </w:p>
+    <w:p>
+      <w:pPr>
+        <w:pStyle w:val="ListNumber"/>
+      </w:pPr>
+      <w:r>
+        <w:t>...</w:t>
+      </w:r>
+    </w:p>
+    <w:p>
+      <w:pPr>
+        <w:pStyle w:val="ListNumber"/>
+      </w:pPr>
+      <w:r>
+        <w:t>Virke från avverkningar som hotar höga naturvärden.</w:t>
+      </w:r>
+    </w:p>
+    <w:p>
+      <w:pPr>
+        <w:pStyle w:val="ListNumber"/>
+      </w:pPr>
+      <w:r>
+        <w:t>Virke från skog som konverteras till plantager eller icke-skogligt bruk.</w:t>
+      </w:r>
+    </w:p>
+    <w:p>
+      <w:pPr>
+        <w:pStyle w:val="ListBullet"/>
+      </w:pPr>
+      <w:r>
+        <w:rPr>
+          <w:b/>
+          <w:i/>
+        </w:rPr>
+        <w:t xml:space="preserve">Kommentar: </w:t>
+      </w:r>
+      <w:r>
+        <w:rPr>
+          <w:i/>
+        </w:rPr>
+        <w:t>Avverkning av skog med höga naturvärden samt skada på fridlysta arter strider både mot FSC Controlled Wood-standarden och FSC:s policy for associerade organisationer.</w:t>
       </w:r>
     </w:p>
     <w:p>
@@ -418,7 +761,154 @@
         <w:pStyle w:val="Heading1"/>
       </w:pPr>
       <w:r>
-        <w:t>Certifiering</w:t>
+        <w:t>Ur PEFC-standarden gällande lagefterlevnad</w:t>
+      </w:r>
+    </w:p>
+    <w:p>
+      <w:r>
+        <w:t>PEFC-standarden förutsätter att tillämplig svensk lagstiftning följs. Det är utsedd tillsynsmyndighet som ansvarar för tillsyn av lagens efterlevnad. PEFC-standarden återger innehållet i vissa certifieringskritiska lag- och föreskriftskrav vilka ska ingå i granskning av PEFC-systemets efterlevnad.</w:t>
+      </w:r>
+    </w:p>
+    <w:p>
+      <w:pPr>
+        <w:pStyle w:val="ListBullet"/>
+      </w:pPr>
+      <w:r>
+        <w:rPr>
+          <w:b/>
+          <w:i/>
+        </w:rPr>
+        <w:t xml:space="preserve">Kommentar: </w:t>
+      </w:r>
+      <w:r>
+        <w:rPr>
+          <w:i/>
+        </w:rPr>
+        <w:t>I den avverkningsanmälda skogen har fridlysta arter sina livsmiljöer och växtplatser. Att skada de fridlysta arternas livsmiljöer, växtplatser eller ekologiska funktion är inte tillåtet enligt artskyddsförordningen</w:t>
+      </w:r>
+    </w:p>
+    <w:p>
+      <w:r>
+        <w:br w:type="page"/>
+      </w:r>
+    </w:p>
+    <w:p>
+      <w:pPr>
+        <w:pStyle w:val="Title"/>
+      </w:pPr>
+      <w:r>
+        <w:t>BILAGA 1 – Fridlysta arter</w:t>
+      </w:r>
+    </w:p>
+    <w:p>
+      <w:pPr>
+        <w:pStyle w:val="Heading1"/>
+      </w:pPr>
+      <w:r>
+        <w:t>Grön sköldmossa – ekologi samt krav på livsmiljön</w:t>
+      </w:r>
+    </w:p>
+    <w:p>
+      <w:r>
+        <w:t>Grön sköldmossa (§8) växer på stubbar och lågor av olika trädslag, huvudsakligen i sena nedbrytningsstadier. Den förekommer främst i näringsrika granskogar med stort inslag av löv, arten är kortlivad och antalet kapslar varierar kraftigt mellan olika år. Grön sköldmossa kräver skog som har ett speciellt mikroklimat med hög och jämn luftfuktighet i kombination med rik tillgång på död ved (SLU Artdatabanken, 2021; Nitare &amp; Skogsstyrelsen, 2019).</w:t>
+      </w:r>
+    </w:p>
+    <w:p>
+      <w:r>
+        <w:t>Arten har sin huvudutbredning i sydöstra Sverige. Allvarligaste hoten är skogsavverkning och brist på död ved. Brist på naturligt döda träd i dagens produktionsskogar gör att arten blir allt sällsyntare (Hallingbäck, 2016). Död ved i större mängd bör lämnas och träd tillåtas åldras och dö för att skapa kontinuerlig tillgång på livsmiljöer. Träd och livsmiljö bör skyddas genom att lämna trädgrupper, ytor eller zoner (SLU Artdatabanken, 2021). I praktiken handlar det om åtminstone 50 meter med skyddande skog för att undvika uttorkning av marken (Hallingbäck, personligt meddelande 2022-02-24).</w:t>
+      </w:r>
+    </w:p>
+    <w:p>
+      <w:r>
+        <w:t xml:space="preserve">Grön sköldmossa är typisk art för </w:t>
+      </w:r>
+      <w:r>
+        <w:rPr>
+          <w:i/>
+        </w:rPr>
+        <w:t xml:space="preserve">9010 Taiga </w:t>
+      </w:r>
+      <w:r>
+        <w:t>och</w:t>
+      </w:r>
+      <w:r>
+        <w:rPr>
+          <w:i/>
+        </w:rPr>
+        <w:t xml:space="preserve"> 9750 Svämlövskog</w:t>
+      </w:r>
+      <w:r>
+        <w:t>, fridlyst enligt 8§ artskyddsförordningen och upptagen i EU:s Habitatdirektiv bilaga 2 vilket innebär att det finns ett uttalat intresse inom Europeiska unionen att bevara arten. Grön sköldmossa är en ansvarsart för Sverige då en särskilt stor andel av Europas population finns i landet. Förutom i östra Sverige har arten inga större sammanhängande utbredningar med gynnsam bevarandestatus söderut i Europa förrän i Montenegro. Det finns enbart liten förekomst med gynnsam regional bevarandestatus i södra Frankrike och södra Polen. Fridlysningen enligt §§ 8 och 15 Artskyddsförordningen innebär att det är förbjudet att på något sätt skada exemplar av arten, se artskyddsförordningen (2007:845):</w:t>
+      </w:r>
+    </w:p>
+    <w:p>
+      <w:pPr>
+        <w:pStyle w:val="ListBullet"/>
+      </w:pPr>
+      <w:r>
+        <w:t>8 § I fråga om sådana vilt levande kärlväxter, mossor, lavar, svampar och alger som anges i bilaga 2 till denna förordning är det förbjudet att i den omfattning som framgår av bilagan 1. plocka, gräva upp eller på annat sätt ta bort eller skada exemplar av växterna, och 2. ta bort eller skada frön eller andra delar.</w:t>
+      </w:r>
+    </w:p>
+    <w:p>
+      <w:pPr>
+        <w:pStyle w:val="ListBullet"/>
+      </w:pPr>
+      <w:r>
+        <w:t>15 § Länsstyrelsen får i det enskilda fallet ge dispens från förbuden i 6, 8 och 9 §§ som avser länet eller del av länet, om det inte finns någon annan lämplig lösning och dispensen inte försvårar upprätthållandet av en gynnsam bevarandestatus hos artens bestånd i dess naturliga utbredningsområde.</w:t>
+      </w:r>
+    </w:p>
+    <w:p>
+      <w:r>
+        <w:t>Grön sköldmossa är även listad som B i Artskyddsförordningen vilket innebär att den är en art av unionsintresse:</w:t>
+      </w:r>
+    </w:p>
+    <w:p>
+      <w:pPr>
+        <w:pStyle w:val="ListBullet"/>
+      </w:pPr>
+      <w:r>
+        <w:t>B: Arten har enligt fågeldirektivet eller art- och habitatdirektivet ett sådant unionsintresse att särskilda skyddsområden (fågeldirektivet) eller bevarandeområden (art- och habitatdirektivet) behöver utses. Arten finns upptagen i bilaga 2 till art- och habitatdirektivet.</w:t>
+      </w:r>
+    </w:p>
+    <w:p>
+      <w:r>
+        <w:t>Mark- och miljööverdomstolen (MÖD) har i mål nr M 2019-20 (18 februari 2019) slagit fast att grön sköldmossa (§8) är dispenspliktig och att exemplar av arten inte får skadas utan dispens (MÖD, mål nr M 2019-20).</w:t>
+      </w:r>
+    </w:p>
+    <w:p>
+      <w:r>
+        <w:t>Hallingbäck, personligt meddelande 2022-02-24</w:t>
+      </w:r>
+    </w:p>
+    <w:p>
+      <w:pPr>
+        <w:jc w:val="left"/>
+      </w:pPr>
+      <w:r>
+        <w:t>Från: Tomas Hallingbäck &lt;Tomas.Hallingback@slu.se&gt;</w:t>
+        <w:br/>
+        <w:t>Date: tors 24 feb. 2022 kl 17:49</w:t>
+        <w:br/>
+        <w:t>Subject: Re: Grön sköldmossa</w:t>
+        <w:br/>
+        <w:t>To: Magnus Kasselstrand &lt;magnus.kasselstrand@gmail.com&gt;</w:t>
+      </w:r>
+    </w:p>
+    <w:p>
+      <w:r>
+        <w:t>Hej Magnus,</w:t>
+      </w:r>
+    </w:p>
+    <w:p>
+      <w:r>
+        <w:t>Tyvärr finns inga studier på just detta, men uttorkning av underlaget är en starkt negativ faktor för grön sköldmossa, och jag brukar hänvisa till lokalklimatiska studier som visar att skyddskappan för att förhindra uttorkning av marken ligger på minst tre trädlängder skog (för plan mark), kortare för kuperad terräng, och detta blir i praktiken åtminstone 50 meter.</w:t>
+      </w:r>
+    </w:p>
+    <w:p>
+      <w:r>
+        <w:t>MVH</w:t>
+        <w:br/>
+        <w:t>Tomas Hallingbäck</w:t>
       </w:r>
     </w:p>
     <w:p>
@@ -426,268 +916,77 @@
         <w:pStyle w:val="Heading2"/>
       </w:pPr>
       <w:r>
-        <w:t>Ur FSC-standarden</w:t>
+        <w:t>Referenser – grön sköldmossa</w:t>
       </w:r>
     </w:p>
     <w:p>
       <w:r>
-        <w:rPr>
-          <w:b/>
-        </w:rPr>
-        <w:t xml:space="preserve">PRINCIP 1: LAGEFTERLEVNAD: </w:t>
-      </w:r>
-      <w:r>
-        <w:t>Certifikatsinnehavaren ska följa alla tillämpliga lagar, förordningar och nationellt ratificerade internationella avtal, konventioner och överenskommelser.</w:t>
-      </w:r>
-    </w:p>
-    <w:p>
-      <w:r>
-        <w:rPr>
-          <w:b/>
-        </w:rPr>
-        <w:t xml:space="preserve">1.3.1 </w:t>
-      </w:r>
-      <w:r>
-        <w:t>Tillämpliga lagar och föreskrifter för brukandet av skogen följs.</w:t>
-      </w:r>
-    </w:p>
-    <w:p>
-      <w:pPr>
-        <w:pStyle w:val="ListBullet"/>
-      </w:pPr>
-      <w:r>
-        <w:rPr>
-          <w:b/>
-          <w:i/>
-        </w:rPr>
-        <w:t xml:space="preserve">Kommentar: </w:t>
-      </w:r>
-      <w:r>
-        <w:t>I den avverkningsanmälda skogen har fridlysta arter sina livsmiljöer och växtplatser. Att skada de fridlysta arternas livsmiljöer, växtplatser eller ekologiska funktion är inte tillåtet enligt artskyddsförordningen.</w:t>
-      </w:r>
-    </w:p>
-    <w:p>
-      <w:r>
-        <w:rPr>
-          <w:b/>
-        </w:rPr>
-        <w:t xml:space="preserve">6.4 </w:t>
-      </w:r>
-      <w:r>
-        <w:t>Certifikatsinnehavaren ska skydda sällsynta arter och hotade arter samt deras livsmiljöer inom skogsbruksenheten. Det ska ske genom avsättningar, andra skyddade områden och genom att skapa konnektivitet och/eller genom andra direkta åtgärder som gynnar dessa arters överlevnad och livskraft. Åtgärderna ska stå i förhållande till brukandets skala, intensitet och risk, samt till sällsynta och hotade arters bevarandestatus och ekologiska krav. Certifikatsinnehavaren ska beakta den geografiska spridningen och ekologiska krav hos sällsynta och hotade arter utanför skogsbruksenhetens gränser när beslut om åtgärder inom skogsbruksenheten ska fattas.</w:t>
-      </w:r>
-    </w:p>
-    <w:p>
-      <w:r>
-        <w:rPr>
-          <w:b/>
-        </w:rPr>
-        <w:t xml:space="preserve">6.4.3 </w:t>
-      </w:r>
-      <w:r>
-        <w:t>Bevarandeåtgärder genomförs för de kända förekomster av rödlistade arter som påverkas av skogsbruk.</w:t>
-      </w:r>
-    </w:p>
-    <w:p>
-      <w:pPr>
-        <w:pStyle w:val="ListBullet"/>
-      </w:pPr>
-      <w:r>
-        <w:rPr>
-          <w:b/>
-          <w:i/>
-        </w:rPr>
-        <w:t xml:space="preserve">Kommentar: </w:t>
+        <w:t xml:space="preserve">Hallingbäck T., 2016. </w:t>
       </w:r>
       <w:r>
         <w:rPr>
           <w:i/>
         </w:rPr>
-        <w:t>I det avverkningsanmälda skogsområdet har 6 naturvårdsarter varav 0 rödlistade arter sina livsmiljöer och växtplatser.</w:t>
+        <w:t xml:space="preserve">Mossor en fältguide. </w:t>
+      </w:r>
+      <w:r>
+        <w:t>Naturcentrum.</w:t>
       </w:r>
     </w:p>
     <w:p>
-      <w:pPr>
-        <w:pStyle w:val="Heading2"/>
-      </w:pPr>
-      <w:r>
-        <w:t>Ur Chain of Custody Certification (FSC-STD-40-004 ver 3.0)</w:t>
-      </w:r>
-    </w:p>
-    <w:p>
-      <w:r>
-        <w:rPr>
-          <w:b/>
-        </w:rPr>
-        <w:t xml:space="preserve">1.3 </w:t>
-      </w:r>
-      <w:r>
-        <w:t xml:space="preserve">The organization shall commit to the FSC values as defined in FSC-POL-01-004 Policy for the Association of Organizations with FSC. </w:t>
-      </w:r>
-    </w:p>
-    <w:p>
-      <w:pPr>
-        <w:pStyle w:val="Heading2"/>
-      </w:pPr>
-      <w:r>
-        <w:t>Ur FSC:s policy för associerade organisationer (FSC-POL-01-004)</w:t>
-      </w:r>
-    </w:p>
-    <w:p>
-      <w:r>
-        <w:t xml:space="preserve">Som “Chain of Custody”-certifierad organisation är skogsbolaget bunden av de fastställda reglerna i Del 1 Punkt 1 c) i Policy för organisationer associerade med FSC (FSC-POL-01-004 V2-0 EN + SVE version 2012-03-02): </w:t>
-      </w:r>
-    </w:p>
-    <w:p>
-      <w:pPr>
-        <w:pStyle w:val="ListNumber"/>
-      </w:pPr>
-      <w:r>
-        <w:t>De organisationer FSC kan acceptera association med får inte direkt eller indirekt ha några kopplingar till nedanstående, oacceptabla aktiviteter:</w:t>
-      </w:r>
-    </w:p>
-    <w:p>
-      <w:pPr>
-        <w:ind w:left="357"/>
-      </w:pPr>
-      <w:r>
-        <w:t>a) Olaglig skogsavverkning och handel med olagligt avverkat virke eller skogsprodukter</w:t>
-      </w:r>
-    </w:p>
-    <w:p>
-      <w:pPr>
-        <w:ind w:left="357"/>
-      </w:pPr>
-      <w:r>
-        <w:t>...</w:t>
-      </w:r>
-    </w:p>
-    <w:p>
-      <w:pPr>
-        <w:ind w:left="357"/>
-      </w:pPr>
-      <w:r>
-        <w:t>c) Skogsbruk som förstör höga naturvärden</w:t>
-      </w:r>
-    </w:p>
-    <w:p>
-      <w:pPr>
-        <w:ind w:left="357"/>
-      </w:pPr>
-      <w:r>
-        <w:t>d) Betydande omvandling av skog till plantager eller annan, icke skoglig, markanvändning</w:t>
-      </w:r>
-    </w:p>
-    <w:p>
-      <w:pPr>
-        <w:pStyle w:val="ListBullet"/>
-      </w:pPr>
-      <w:r>
-        <w:rPr>
-          <w:b/>
-          <w:i/>
-        </w:rPr>
-        <w:t xml:space="preserve">Kommentar: </w:t>
+      <w:r>
+        <w:t xml:space="preserve">Hallingbäck T., 2022. </w:t>
       </w:r>
       <w:r>
         <w:rPr>
           <w:i/>
         </w:rPr>
-        <w:t>Avverkning av skog med höga naturvärden samt skada på fridlysta arter strider både mot FSC Controlled Wood-standarden och FSC:s policy for associerade organisationer.</w:t>
+        <w:t xml:space="preserve">Personligt meddelande 2022-02-24. </w:t>
+      </w:r>
+      <w:r>
+        <w:t>SLU Artdatabanken.</w:t>
       </w:r>
     </w:p>
     <w:p>
-      <w:pPr>
-        <w:pStyle w:val="Heading2"/>
-      </w:pPr>
-      <w:r>
-        <w:t>Ur FSC Controlled Wood (FSC-STD-40-005)</w:t>
-      </w:r>
-    </w:p>
-    <w:p>
-      <w:r>
-        <w:t>Virke som inte accepteras i FSC-märkta produkter (oacceptabelt ursprung) enligt FSC Controlled Wood (FSC-STD-40-005):</w:t>
-      </w:r>
-    </w:p>
-    <w:p>
-      <w:pPr>
-        <w:pStyle w:val="ListNumber"/>
-      </w:pPr>
-      <w:r>
-        <w:t>Illegalt avverkat virke.</w:t>
-      </w:r>
-    </w:p>
-    <w:p>
-      <w:pPr>
-        <w:pStyle w:val="ListNumber"/>
-      </w:pPr>
-      <w:r>
-        <w:t>...</w:t>
-      </w:r>
-    </w:p>
-    <w:p>
-      <w:pPr>
-        <w:pStyle w:val="ListNumber"/>
-      </w:pPr>
-      <w:r>
-        <w:t>Virke från avverkningar som hotar höga naturvärden.</w:t>
-      </w:r>
-    </w:p>
-    <w:p>
-      <w:pPr>
-        <w:pStyle w:val="ListNumber"/>
-      </w:pPr>
-      <w:r>
-        <w:t>Virke från skog som konverteras till plantager eller icke-skogligt bruk.</w:t>
-      </w:r>
-    </w:p>
-    <w:p>
-      <w:pPr>
-        <w:pStyle w:val="ListBullet"/>
-      </w:pPr>
-      <w:r>
-        <w:rPr>
-          <w:b/>
-          <w:i/>
-        </w:rPr>
-        <w:t xml:space="preserve">Kommentar: </w:t>
+      <w:r>
+        <w:t xml:space="preserve">Mark- och miljööverdomstolen. </w:t>
       </w:r>
       <w:r>
         <w:rPr>
           <w:i/>
         </w:rPr>
-        <w:t>Avverkning av skog med höga naturvärden samt skada på fridlysta arter strider både mot FSC Controlled Wood-standarden och FSC:s policy for associerade organisationer.</w:t>
+        <w:t xml:space="preserve">Dom 18 februari 2019 i mål nr M 2019-20 </w:t>
+      </w:r>
+      <w:r>
+        <w:t>(MÖD, mål nr M 2019-20)</w:t>
       </w:r>
     </w:p>
     <w:p>
-      <w:pPr>
-        <w:pStyle w:val="Heading1"/>
-      </w:pPr>
-      <w:r>
-        <w:t>Ur PEFC-standarden gällande lagefterlevnad</w:t>
-      </w:r>
-    </w:p>
-    <w:p>
-      <w:r>
-        <w:t>PEFC-standarden förutsätter att tillämplig svensk lagstiftning följs. Det är utsedd tillsynsmyndighet som ansvarar för tillsyn av lagens efterlevnad. PEFC-standarden återger innehållet i vissa certifieringskritiska lag- och föreskriftskrav vilka ska ingå i granskning av PEFC-systemets efterlevnad.</w:t>
-      </w:r>
-    </w:p>
-    <w:p>
-      <w:pPr>
-        <w:pStyle w:val="ListBullet"/>
-      </w:pPr>
-      <w:r>
-        <w:rPr>
-          <w:b/>
-          <w:i/>
-        </w:rPr>
-        <w:t xml:space="preserve">Kommentar: </w:t>
+      <w:r>
+        <w:t xml:space="preserve">Nitare, J., 2019. </w:t>
       </w:r>
       <w:r>
         <w:rPr>
           <w:i/>
         </w:rPr>
-        <w:t>I den avverkningsanmälda skogen har fridlysta arter sina livsmiljöer och växtplatser. Att skada de fridlysta arternas livsmiljöer, växtplatser eller ekologiska funktion är inte tillåtet enligt artskyddsförordningen</w:t>
+        <w:t xml:space="preserve">Skyddsvärd skog – Naturvårdsarter och andra kriterier för naturvärdesbedömning. </w:t>
+      </w:r>
+      <w:r>
+        <w:t>Skogsstyrelsen.</w:t>
+      </w:r>
+    </w:p>
+    <w:p>
+      <w:r>
+        <w:t xml:space="preserve">SLU Artdatabanken, 2021. </w:t>
+      </w:r>
+      <w:r>
+        <w:rPr>
+          <w:i/>
+        </w:rPr>
+        <w:t xml:space="preserve">Artfaktablad. Naturvård – artfakta. </w:t>
+      </w:r>
+      <w:r>
+        <w:t>SLU Artdatabanken, Uppsala</w:t>
       </w:r>
     </w:p>
     <w:sectPr>
@@ -708,7 +1007,7 @@
 </file>
 
 <file path=word/endnotes.xml><?xml version="1.0" encoding="utf-8"?>
-<w:endnotes xmlns:wpc="http://schemas.microsoft.com/office/word/2010/wordprocessingCanvas" xmlns:cx="http://schemas.microsoft.com/office/drawing/2014/chartex" xmlns:cx1="http://schemas.microsoft.com/office/drawing/2015/9/8/chartex" xmlns:cx2="http://schemas.microsoft.com/office/drawing/2015/10/21/chartex" xmlns:cx3="http://schemas.microsoft.com/office/drawing/2016/5/9/chartex" xmlns:cx4="http://schemas.microsoft.com/office/drawing/2016/5/10/chartex" xmlns:cx5="http://schemas.microsoft.com/office/drawing/2016/5/11/chartex" xmlns:cx6="http://schemas.microsoft.com/office/drawing/2016/5/12/chartex" xmlns:cx7="http://schemas.microsoft.com/office/drawing/2016/5/13/chartex" xmlns:cx8="http://schemas.microsoft.com/office/drawing/2016/5/14/chartex" xmlns:mc="http://schemas.openxmlformats.org/markup-compatibility/2006" xmlns:aink="http://schemas.microsoft.com/office/drawing/2016/ink" xmlns:am3d="http://schemas.microsoft.com/office/drawing/2017/model3d" xmlns:o="urn:schemas-microsoft-com:office:office" xmlns:oel="http://schemas.microsoft.com/office/2019/extlst" xmlns:r="http://schemas.openxmlformats.org/officeDocument/2006/relationships" xmlns:m="http://schemas.openxmlformats.org/officeDocument/2006/math" xmlns:v="urn:schemas-microsoft-com:vml" xmlns:wp14="http://schemas.microsoft.com/office/word/2010/wordprocessingDrawing" xmlns:wp="http://schemas.openxmlformats.org/drawingml/2006/wordprocessingDrawing" xmlns:w10="urn:schemas-microsoft-com:office:word" xmlns:w="http://schemas.openxmlformats.org/wordprocessingml/2006/main" xmlns:w14="http://schemas.microsoft.com/office/word/2010/wordml" xmlns:w15="http://schemas.microsoft.com/office/word/2012/wordml" xmlns:w16cex="http://schemas.microsoft.com/office/word/2018/wordml/cex" xmlns:w16cid="http://schemas.microsoft.com/office/word/2016/wordml/cid" xmlns:w16="http://schemas.microsoft.com/office/word/2018/wordml" xmlns:w16sdtdh="http://schemas.microsoft.com/office/word/2020/wordml/sdtdatahash" xmlns:w16se="http://schemas.microsoft.com/office/word/2015/wordml/symex" xmlns:wpg="http://schemas.microsoft.com/office/word/2010/wordprocessingGroup" xmlns:wpi="http://schemas.microsoft.com/office/word/2010/wordprocessingInk" xmlns:wne="http://schemas.microsoft.com/office/word/2006/wordml" xmlns:wps="http://schemas.microsoft.com/office/word/2010/wordprocessingShape" mc:Ignorable="w14 w15 w16se w16cid w16 w16cex w16sdtdh wp14">
+<w:endnotes xmlns:wpc="http://schemas.microsoft.com/office/word/2010/wordprocessingCanvas" xmlns:cx="http://schemas.microsoft.com/office/drawing/2014/chartex" xmlns:cx1="http://schemas.microsoft.com/office/drawing/2015/9/8/chartex" xmlns:cx2="http://schemas.microsoft.com/office/drawing/2015/10/21/chartex" xmlns:cx3="http://schemas.microsoft.com/office/drawing/2016/5/9/chartex" xmlns:cx4="http://schemas.microsoft.com/office/drawing/2016/5/10/chartex" xmlns:cx5="http://schemas.microsoft.com/office/drawing/2016/5/11/chartex" xmlns:cx6="http://schemas.microsoft.com/office/drawing/2016/5/12/chartex" xmlns:cx7="http://schemas.microsoft.com/office/drawing/2016/5/13/chartex" xmlns:cx8="http://schemas.microsoft.com/office/drawing/2016/5/14/chartex" xmlns:mc="http://schemas.openxmlformats.org/markup-compatibility/2006" xmlns:aink="http://schemas.microsoft.com/office/drawing/2016/ink" xmlns:am3d="http://schemas.microsoft.com/office/drawing/2017/model3d" xmlns:o="urn:schemas-microsoft-com:office:office" xmlns:oel="http://schemas.microsoft.com/office/2019/extlst" xmlns:r="http://schemas.openxmlformats.org/officeDocument/2006/relationships" xmlns:m="http://schemas.openxmlformats.org/officeDocument/2006/math" xmlns:v="urn:schemas-microsoft-com:vml" xmlns:wp14="http://schemas.microsoft.com/office/word/2010/wordprocessingDrawing" xmlns:wp="http://schemas.openxmlformats.org/drawingml/2006/wordprocessingDrawing" xmlns:w10="urn:schemas-microsoft-com:office:word" xmlns:w="http://schemas.openxmlformats.org/wordprocessingml/2006/main" xmlns:w14="http://schemas.microsoft.com/office/word/2010/wordml" xmlns:w15="http://schemas.microsoft.com/office/word/2012/wordml" xmlns:w16cex="http://schemas.microsoft.com/office/word/2018/wordml/cex" xmlns:w16cid="http://schemas.microsoft.com/office/word/2016/wordml/cid" xmlns:w16="http://schemas.microsoft.com/office/word/2018/wordml" xmlns:w16du="http://schemas.microsoft.com/office/word/2023/wordml/word16du" xmlns:w16sdtdh="http://schemas.microsoft.com/office/word/2020/wordml/sdtdatahash" xmlns:w16sdtfl="http://schemas.microsoft.com/office/word/2024/wordml/sdtformatlock" xmlns:w16se="http://schemas.microsoft.com/office/word/2015/wordml/symex" xmlns:wpg="http://schemas.microsoft.com/office/word/2010/wordprocessingGroup" xmlns:wpi="http://schemas.microsoft.com/office/word/2010/wordprocessingInk" xmlns:wne="http://schemas.microsoft.com/office/word/2006/wordml" xmlns:wps="http://schemas.microsoft.com/office/word/2010/wordprocessingShape" mc:Ignorable="w14 w15 w16se w16cid w16 w16cex w16sdtdh w16sdtfl w16du wp14">
   <w:endnote w:type="separator" w:id="-1">
     <w:p>
       <w:pPr>
@@ -733,7 +1032,7 @@
 </file>
 
 <file path=word/footer1.xml><?xml version="1.0" encoding="utf-8"?>
-<w:ftr xmlns:wpc="http://schemas.microsoft.com/office/word/2010/wordprocessingCanvas" xmlns:cx="http://schemas.microsoft.com/office/drawing/2014/chartex" xmlns:cx1="http://schemas.microsoft.com/office/drawing/2015/9/8/chartex" xmlns:cx2="http://schemas.microsoft.com/office/drawing/2015/10/21/chartex" xmlns:cx3="http://schemas.microsoft.com/office/drawing/2016/5/9/chartex" xmlns:cx4="http://schemas.microsoft.com/office/drawing/2016/5/10/chartex" xmlns:cx5="http://schemas.microsoft.com/office/drawing/2016/5/11/chartex" xmlns:cx6="http://schemas.microsoft.com/office/drawing/2016/5/12/chartex" xmlns:cx7="http://schemas.microsoft.com/office/drawing/2016/5/13/chartex" xmlns:cx8="http://schemas.microsoft.com/office/drawing/2016/5/14/chartex" xmlns:mc="http://schemas.openxmlformats.org/markup-compatibility/2006" xmlns:aink="http://schemas.microsoft.com/office/drawing/2016/ink" xmlns:am3d="http://schemas.microsoft.com/office/drawing/2017/model3d" xmlns:o="urn:schemas-microsoft-com:office:office" xmlns:oel="http://schemas.microsoft.com/office/2019/extlst" xmlns:r="http://schemas.openxmlformats.org/officeDocument/2006/relationships" xmlns:m="http://schemas.openxmlformats.org/officeDocument/2006/math" xmlns:v="urn:schemas-microsoft-com:vml" xmlns:wp14="http://schemas.microsoft.com/office/word/2010/wordprocessingDrawing" xmlns:wp="http://schemas.openxmlformats.org/drawingml/2006/wordprocessingDrawing" xmlns:w10="urn:schemas-microsoft-com:office:word" xmlns:w="http://schemas.openxmlformats.org/wordprocessingml/2006/main" xmlns:w14="http://schemas.microsoft.com/office/word/2010/wordml" xmlns:w15="http://schemas.microsoft.com/office/word/2012/wordml" xmlns:w16cex="http://schemas.microsoft.com/office/word/2018/wordml/cex" xmlns:w16cid="http://schemas.microsoft.com/office/word/2016/wordml/cid" xmlns:w16="http://schemas.microsoft.com/office/word/2018/wordml" xmlns:w16sdtdh="http://schemas.microsoft.com/office/word/2020/wordml/sdtdatahash" xmlns:w16se="http://schemas.microsoft.com/office/word/2015/wordml/symex" xmlns:wpg="http://schemas.microsoft.com/office/word/2010/wordprocessingGroup" xmlns:wpi="http://schemas.microsoft.com/office/word/2010/wordprocessingInk" xmlns:wne="http://schemas.microsoft.com/office/word/2006/wordml" xmlns:wps="http://schemas.microsoft.com/office/word/2010/wordprocessingShape" mc:Ignorable="w14 w15 w16se w16cid w16 w16cex w16sdtdh wp14">
+<w:ftr xmlns:wpc="http://schemas.microsoft.com/office/word/2010/wordprocessingCanvas" xmlns:cx="http://schemas.microsoft.com/office/drawing/2014/chartex" xmlns:cx1="http://schemas.microsoft.com/office/drawing/2015/9/8/chartex" xmlns:cx2="http://schemas.microsoft.com/office/drawing/2015/10/21/chartex" xmlns:cx3="http://schemas.microsoft.com/office/drawing/2016/5/9/chartex" xmlns:cx4="http://schemas.microsoft.com/office/drawing/2016/5/10/chartex" xmlns:cx5="http://schemas.microsoft.com/office/drawing/2016/5/11/chartex" xmlns:cx6="http://schemas.microsoft.com/office/drawing/2016/5/12/chartex" xmlns:cx7="http://schemas.microsoft.com/office/drawing/2016/5/13/chartex" xmlns:cx8="http://schemas.microsoft.com/office/drawing/2016/5/14/chartex" xmlns:mc="http://schemas.openxmlformats.org/markup-compatibility/2006" xmlns:aink="http://schemas.microsoft.com/office/drawing/2016/ink" xmlns:am3d="http://schemas.microsoft.com/office/drawing/2017/model3d" xmlns:o="urn:schemas-microsoft-com:office:office" xmlns:oel="http://schemas.microsoft.com/office/2019/extlst" xmlns:r="http://schemas.openxmlformats.org/officeDocument/2006/relationships" xmlns:m="http://schemas.openxmlformats.org/officeDocument/2006/math" xmlns:v="urn:schemas-microsoft-com:vml" xmlns:wp14="http://schemas.microsoft.com/office/word/2010/wordprocessingDrawing" xmlns:wp="http://schemas.openxmlformats.org/drawingml/2006/wordprocessingDrawing" xmlns:w10="urn:schemas-microsoft-com:office:word" xmlns:w="http://schemas.openxmlformats.org/wordprocessingml/2006/main" xmlns:w14="http://schemas.microsoft.com/office/word/2010/wordml" xmlns:w15="http://schemas.microsoft.com/office/word/2012/wordml" xmlns:w16cex="http://schemas.microsoft.com/office/word/2018/wordml/cex" xmlns:w16cid="http://schemas.microsoft.com/office/word/2016/wordml/cid" xmlns:w16="http://schemas.microsoft.com/office/word/2018/wordml" xmlns:w16du="http://schemas.microsoft.com/office/word/2023/wordml/word16du" xmlns:w16sdtdh="http://schemas.microsoft.com/office/word/2020/wordml/sdtdatahash" xmlns:w16sdtfl="http://schemas.microsoft.com/office/word/2024/wordml/sdtformatlock" xmlns:w16se="http://schemas.microsoft.com/office/word/2015/wordml/symex" xmlns:wpg="http://schemas.microsoft.com/office/word/2010/wordprocessingGroup" xmlns:wpi="http://schemas.microsoft.com/office/word/2010/wordprocessingInk" xmlns:wne="http://schemas.microsoft.com/office/word/2006/wordml" xmlns:wps="http://schemas.microsoft.com/office/word/2010/wordprocessingShape" mc:Ignorable="w14 w15 w16se w16cid w16 w16cex w16sdtdh w16sdtfl w16du wp14">
   <w:p>
     <w:pPr>
       <w:pStyle w:val="Footer"/>
@@ -743,7 +1042,7 @@
 </file>
 
 <file path=word/footer2.xml><?xml version="1.0" encoding="utf-8"?>
-<w:ftr xmlns:wpc="http://schemas.microsoft.com/office/word/2010/wordprocessingCanvas" xmlns:cx="http://schemas.microsoft.com/office/drawing/2014/chartex" xmlns:cx1="http://schemas.microsoft.com/office/drawing/2015/9/8/chartex" xmlns:cx2="http://schemas.microsoft.com/office/drawing/2015/10/21/chartex" xmlns:cx3="http://schemas.microsoft.com/office/drawing/2016/5/9/chartex" xmlns:cx4="http://schemas.microsoft.com/office/drawing/2016/5/10/chartex" xmlns:cx5="http://schemas.microsoft.com/office/drawing/2016/5/11/chartex" xmlns:cx6="http://schemas.microsoft.com/office/drawing/2016/5/12/chartex" xmlns:cx7="http://schemas.microsoft.com/office/drawing/2016/5/13/chartex" xmlns:cx8="http://schemas.microsoft.com/office/drawing/2016/5/14/chartex" xmlns:mc="http://schemas.openxmlformats.org/markup-compatibility/2006" xmlns:aink="http://schemas.microsoft.com/office/drawing/2016/ink" xmlns:am3d="http://schemas.microsoft.com/office/drawing/2017/model3d" xmlns:o="urn:schemas-microsoft-com:office:office" xmlns:oel="http://schemas.microsoft.com/office/2019/extlst" xmlns:r="http://schemas.openxmlformats.org/officeDocument/2006/relationships" xmlns:m="http://schemas.openxmlformats.org/officeDocument/2006/math" xmlns:v="urn:schemas-microsoft-com:vml" xmlns:wp14="http://schemas.microsoft.com/office/word/2010/wordprocessingDrawing" xmlns:wp="http://schemas.openxmlformats.org/drawingml/2006/wordprocessingDrawing" xmlns:w10="urn:schemas-microsoft-com:office:word" xmlns:w="http://schemas.openxmlformats.org/wordprocessingml/2006/main" xmlns:w14="http://schemas.microsoft.com/office/word/2010/wordml" xmlns:w15="http://schemas.microsoft.com/office/word/2012/wordml" xmlns:w16cex="http://schemas.microsoft.com/office/word/2018/wordml/cex" xmlns:w16cid="http://schemas.microsoft.com/office/word/2016/wordml/cid" xmlns:w16="http://schemas.microsoft.com/office/word/2018/wordml" xmlns:w16sdtdh="http://schemas.microsoft.com/office/word/2020/wordml/sdtdatahash" xmlns:w16se="http://schemas.microsoft.com/office/word/2015/wordml/symex" xmlns:wpg="http://schemas.microsoft.com/office/word/2010/wordprocessingGroup" xmlns:wpi="http://schemas.microsoft.com/office/word/2010/wordprocessingInk" xmlns:wne="http://schemas.microsoft.com/office/word/2006/wordml" xmlns:wps="http://schemas.microsoft.com/office/word/2010/wordprocessingShape" mc:Ignorable="w14 w15 w16se w16cid w16 w16cex w16sdtdh wp14">
+<w:ftr xmlns:wpc="http://schemas.microsoft.com/office/word/2010/wordprocessingCanvas" xmlns:cx="http://schemas.microsoft.com/office/drawing/2014/chartex" xmlns:cx1="http://schemas.microsoft.com/office/drawing/2015/9/8/chartex" xmlns:cx2="http://schemas.microsoft.com/office/drawing/2015/10/21/chartex" xmlns:cx3="http://schemas.microsoft.com/office/drawing/2016/5/9/chartex" xmlns:cx4="http://schemas.microsoft.com/office/drawing/2016/5/10/chartex" xmlns:cx5="http://schemas.microsoft.com/office/drawing/2016/5/11/chartex" xmlns:cx6="http://schemas.microsoft.com/office/drawing/2016/5/12/chartex" xmlns:cx7="http://schemas.microsoft.com/office/drawing/2016/5/13/chartex" xmlns:cx8="http://schemas.microsoft.com/office/drawing/2016/5/14/chartex" xmlns:mc="http://schemas.openxmlformats.org/markup-compatibility/2006" xmlns:aink="http://schemas.microsoft.com/office/drawing/2016/ink" xmlns:am3d="http://schemas.microsoft.com/office/drawing/2017/model3d" xmlns:o="urn:schemas-microsoft-com:office:office" xmlns:oel="http://schemas.microsoft.com/office/2019/extlst" xmlns:r="http://schemas.openxmlformats.org/officeDocument/2006/relationships" xmlns:m="http://schemas.openxmlformats.org/officeDocument/2006/math" xmlns:v="urn:schemas-microsoft-com:vml" xmlns:wp14="http://schemas.microsoft.com/office/word/2010/wordprocessingDrawing" xmlns:wp="http://schemas.openxmlformats.org/drawingml/2006/wordprocessingDrawing" xmlns:w10="urn:schemas-microsoft-com:office:word" xmlns:w="http://schemas.openxmlformats.org/wordprocessingml/2006/main" xmlns:w14="http://schemas.microsoft.com/office/word/2010/wordml" xmlns:w15="http://schemas.microsoft.com/office/word/2012/wordml" xmlns:w16cex="http://schemas.microsoft.com/office/word/2018/wordml/cex" xmlns:w16cid="http://schemas.microsoft.com/office/word/2016/wordml/cid" xmlns:w16="http://schemas.microsoft.com/office/word/2018/wordml" xmlns:w16du="http://schemas.microsoft.com/office/word/2023/wordml/word16du" xmlns:w16sdtdh="http://schemas.microsoft.com/office/word/2020/wordml/sdtdatahash" xmlns:w16sdtfl="http://schemas.microsoft.com/office/word/2024/wordml/sdtformatlock" xmlns:w16se="http://schemas.microsoft.com/office/word/2015/wordml/symex" xmlns:wpg="http://schemas.microsoft.com/office/word/2010/wordprocessingGroup" xmlns:wpi="http://schemas.microsoft.com/office/word/2010/wordprocessingInk" xmlns:wne="http://schemas.microsoft.com/office/word/2006/wordml" xmlns:wps="http://schemas.microsoft.com/office/word/2010/wordprocessingShape" mc:Ignorable="w14 w15 w16se w16cid w16 w16cex w16sdtdh w16sdtfl w16du wp14">
   <w:p>
     <w:pPr>
       <w:pStyle w:val="Footer"/>
@@ -753,7 +1052,7 @@
 </file>
 
 <file path=word/footer3.xml><?xml version="1.0" encoding="utf-8"?>
-<w:ftr xmlns:wpc="http://schemas.microsoft.com/office/word/2010/wordprocessingCanvas" xmlns:cx="http://schemas.microsoft.com/office/drawing/2014/chartex" xmlns:cx1="http://schemas.microsoft.com/office/drawing/2015/9/8/chartex" xmlns:cx2="http://schemas.microsoft.com/office/drawing/2015/10/21/chartex" xmlns:cx3="http://schemas.microsoft.com/office/drawing/2016/5/9/chartex" xmlns:cx4="http://schemas.microsoft.com/office/drawing/2016/5/10/chartex" xmlns:cx5="http://schemas.microsoft.com/office/drawing/2016/5/11/chartex" xmlns:cx6="http://schemas.microsoft.com/office/drawing/2016/5/12/chartex" xmlns:cx7="http://schemas.microsoft.com/office/drawing/2016/5/13/chartex" xmlns:cx8="http://schemas.microsoft.com/office/drawing/2016/5/14/chartex" xmlns:mc="http://schemas.openxmlformats.org/markup-compatibility/2006" xmlns:aink="http://schemas.microsoft.com/office/drawing/2016/ink" xmlns:am3d="http://schemas.microsoft.com/office/drawing/2017/model3d" xmlns:o="urn:schemas-microsoft-com:office:office" xmlns:oel="http://schemas.microsoft.com/office/2019/extlst" xmlns:r="http://schemas.openxmlformats.org/officeDocument/2006/relationships" xmlns:m="http://schemas.openxmlformats.org/officeDocument/2006/math" xmlns:v="urn:schemas-microsoft-com:vml" xmlns:wp14="http://schemas.microsoft.com/office/word/2010/wordprocessingDrawing" xmlns:wp="http://schemas.openxmlformats.org/drawingml/2006/wordprocessingDrawing" xmlns:w10="urn:schemas-microsoft-com:office:word" xmlns:w="http://schemas.openxmlformats.org/wordprocessingml/2006/main" xmlns:w14="http://schemas.microsoft.com/office/word/2010/wordml" xmlns:w15="http://schemas.microsoft.com/office/word/2012/wordml" xmlns:w16cex="http://schemas.microsoft.com/office/word/2018/wordml/cex" xmlns:w16cid="http://schemas.microsoft.com/office/word/2016/wordml/cid" xmlns:w16="http://schemas.microsoft.com/office/word/2018/wordml" xmlns:w16sdtdh="http://schemas.microsoft.com/office/word/2020/wordml/sdtdatahash" xmlns:w16se="http://schemas.microsoft.com/office/word/2015/wordml/symex" xmlns:wpg="http://schemas.microsoft.com/office/word/2010/wordprocessingGroup" xmlns:wpi="http://schemas.microsoft.com/office/word/2010/wordprocessingInk" xmlns:wne="http://schemas.microsoft.com/office/word/2006/wordml" xmlns:wps="http://schemas.microsoft.com/office/word/2010/wordprocessingShape" mc:Ignorable="w14 w15 w16se w16cid w16 w16cex w16sdtdh wp14">
+<w:ftr xmlns:wpc="http://schemas.microsoft.com/office/word/2010/wordprocessingCanvas" xmlns:cx="http://schemas.microsoft.com/office/drawing/2014/chartex" xmlns:cx1="http://schemas.microsoft.com/office/drawing/2015/9/8/chartex" xmlns:cx2="http://schemas.microsoft.com/office/drawing/2015/10/21/chartex" xmlns:cx3="http://schemas.microsoft.com/office/drawing/2016/5/9/chartex" xmlns:cx4="http://schemas.microsoft.com/office/drawing/2016/5/10/chartex" xmlns:cx5="http://schemas.microsoft.com/office/drawing/2016/5/11/chartex" xmlns:cx6="http://schemas.microsoft.com/office/drawing/2016/5/12/chartex" xmlns:cx7="http://schemas.microsoft.com/office/drawing/2016/5/13/chartex" xmlns:cx8="http://schemas.microsoft.com/office/drawing/2016/5/14/chartex" xmlns:mc="http://schemas.openxmlformats.org/markup-compatibility/2006" xmlns:aink="http://schemas.microsoft.com/office/drawing/2016/ink" xmlns:am3d="http://schemas.microsoft.com/office/drawing/2017/model3d" xmlns:o="urn:schemas-microsoft-com:office:office" xmlns:oel="http://schemas.microsoft.com/office/2019/extlst" xmlns:r="http://schemas.openxmlformats.org/officeDocument/2006/relationships" xmlns:m="http://schemas.openxmlformats.org/officeDocument/2006/math" xmlns:v="urn:schemas-microsoft-com:vml" xmlns:wp14="http://schemas.microsoft.com/office/word/2010/wordprocessingDrawing" xmlns:wp="http://schemas.openxmlformats.org/drawingml/2006/wordprocessingDrawing" xmlns:w10="urn:schemas-microsoft-com:office:word" xmlns:w="http://schemas.openxmlformats.org/wordprocessingml/2006/main" xmlns:w14="http://schemas.microsoft.com/office/word/2010/wordml" xmlns:w15="http://schemas.microsoft.com/office/word/2012/wordml" xmlns:w16cex="http://schemas.microsoft.com/office/word/2018/wordml/cex" xmlns:w16cid="http://schemas.microsoft.com/office/word/2016/wordml/cid" xmlns:w16="http://schemas.microsoft.com/office/word/2018/wordml" xmlns:w16du="http://schemas.microsoft.com/office/word/2023/wordml/word16du" xmlns:w16sdtdh="http://schemas.microsoft.com/office/word/2020/wordml/sdtdatahash" xmlns:w16sdtfl="http://schemas.microsoft.com/office/word/2024/wordml/sdtformatlock" xmlns:w16se="http://schemas.microsoft.com/office/word/2015/wordml/symex" xmlns:wpg="http://schemas.microsoft.com/office/word/2010/wordprocessingGroup" xmlns:wpi="http://schemas.microsoft.com/office/word/2010/wordprocessingInk" xmlns:wne="http://schemas.microsoft.com/office/word/2006/wordml" xmlns:wps="http://schemas.microsoft.com/office/word/2010/wordprocessingShape" mc:Ignorable="w14 w15 w16se w16cid w16 w16cex w16sdtdh w16sdtfl w16du wp14">
   <w:p>
     <w:pPr>
       <w:pStyle w:val="Footer"/>
@@ -763,7 +1062,7 @@
 </file>
 
 <file path=word/footnotes.xml><?xml version="1.0" encoding="utf-8"?>
-<w:footnotes xmlns:wpc="http://schemas.microsoft.com/office/word/2010/wordprocessingCanvas" xmlns:cx="http://schemas.microsoft.com/office/drawing/2014/chartex" xmlns:cx1="http://schemas.microsoft.com/office/drawing/2015/9/8/chartex" xmlns:cx2="http://schemas.microsoft.com/office/drawing/2015/10/21/chartex" xmlns:cx3="http://schemas.microsoft.com/office/drawing/2016/5/9/chartex" xmlns:cx4="http://schemas.microsoft.com/office/drawing/2016/5/10/chartex" xmlns:cx5="http://schemas.microsoft.com/office/drawing/2016/5/11/chartex" xmlns:cx6="http://schemas.microsoft.com/office/drawing/2016/5/12/chartex" xmlns:cx7="http://schemas.microsoft.com/office/drawing/2016/5/13/chartex" xmlns:cx8="http://schemas.microsoft.com/office/drawing/2016/5/14/chartex" xmlns:mc="http://schemas.openxmlformats.org/markup-compatibility/2006" xmlns:aink="http://schemas.microsoft.com/office/drawing/2016/ink" xmlns:am3d="http://schemas.microsoft.com/office/drawing/2017/model3d" xmlns:o="urn:schemas-microsoft-com:office:office" xmlns:oel="http://schemas.microsoft.com/office/2019/extlst" xmlns:r="http://schemas.openxmlformats.org/officeDocument/2006/relationships" xmlns:m="http://schemas.openxmlformats.org/officeDocument/2006/math" xmlns:v="urn:schemas-microsoft-com:vml" xmlns:wp14="http://schemas.microsoft.com/office/word/2010/wordprocessingDrawing" xmlns:wp="http://schemas.openxmlformats.org/drawingml/2006/wordprocessingDrawing" xmlns:w10="urn:schemas-microsoft-com:office:word" xmlns:w="http://schemas.openxmlformats.org/wordprocessingml/2006/main" xmlns:w14="http://schemas.microsoft.com/office/word/2010/wordml" xmlns:w15="http://schemas.microsoft.com/office/word/2012/wordml" xmlns:w16cex="http://schemas.microsoft.com/office/word/2018/wordml/cex" xmlns:w16cid="http://schemas.microsoft.com/office/word/2016/wordml/cid" xmlns:w16="http://schemas.microsoft.com/office/word/2018/wordml" xmlns:w16sdtdh="http://schemas.microsoft.com/office/word/2020/wordml/sdtdatahash" xmlns:w16se="http://schemas.microsoft.com/office/word/2015/wordml/symex" xmlns:wpg="http://schemas.microsoft.com/office/word/2010/wordprocessingGroup" xmlns:wpi="http://schemas.microsoft.com/office/word/2010/wordprocessingInk" xmlns:wne="http://schemas.microsoft.com/office/word/2006/wordml" xmlns:wps="http://schemas.microsoft.com/office/word/2010/wordprocessingShape" mc:Ignorable="w14 w15 w16se w16cid w16 w16cex w16sdtdh wp14">
+<w:footnotes xmlns:wpc="http://schemas.microsoft.com/office/word/2010/wordprocessingCanvas" xmlns:cx="http://schemas.microsoft.com/office/drawing/2014/chartex" xmlns:cx1="http://schemas.microsoft.com/office/drawing/2015/9/8/chartex" xmlns:cx2="http://schemas.microsoft.com/office/drawing/2015/10/21/chartex" xmlns:cx3="http://schemas.microsoft.com/office/drawing/2016/5/9/chartex" xmlns:cx4="http://schemas.microsoft.com/office/drawing/2016/5/10/chartex" xmlns:cx5="http://schemas.microsoft.com/office/drawing/2016/5/11/chartex" xmlns:cx6="http://schemas.microsoft.com/office/drawing/2016/5/12/chartex" xmlns:cx7="http://schemas.microsoft.com/office/drawing/2016/5/13/chartex" xmlns:cx8="http://schemas.microsoft.com/office/drawing/2016/5/14/chartex" xmlns:mc="http://schemas.openxmlformats.org/markup-compatibility/2006" xmlns:aink="http://schemas.microsoft.com/office/drawing/2016/ink" xmlns:am3d="http://schemas.microsoft.com/office/drawing/2017/model3d" xmlns:o="urn:schemas-microsoft-com:office:office" xmlns:oel="http://schemas.microsoft.com/office/2019/extlst" xmlns:r="http://schemas.openxmlformats.org/officeDocument/2006/relationships" xmlns:m="http://schemas.openxmlformats.org/officeDocument/2006/math" xmlns:v="urn:schemas-microsoft-com:vml" xmlns:wp14="http://schemas.microsoft.com/office/word/2010/wordprocessingDrawing" xmlns:wp="http://schemas.openxmlformats.org/drawingml/2006/wordprocessingDrawing" xmlns:w10="urn:schemas-microsoft-com:office:word" xmlns:w="http://schemas.openxmlformats.org/wordprocessingml/2006/main" xmlns:w14="http://schemas.microsoft.com/office/word/2010/wordml" xmlns:w15="http://schemas.microsoft.com/office/word/2012/wordml" xmlns:w16cex="http://schemas.microsoft.com/office/word/2018/wordml/cex" xmlns:w16cid="http://schemas.microsoft.com/office/word/2016/wordml/cid" xmlns:w16="http://schemas.microsoft.com/office/word/2018/wordml" xmlns:w16du="http://schemas.microsoft.com/office/word/2023/wordml/word16du" xmlns:w16sdtdh="http://schemas.microsoft.com/office/word/2020/wordml/sdtdatahash" xmlns:w16sdtfl="http://schemas.microsoft.com/office/word/2024/wordml/sdtformatlock" xmlns:w16se="http://schemas.microsoft.com/office/word/2015/wordml/symex" xmlns:wpg="http://schemas.microsoft.com/office/word/2010/wordprocessingGroup" xmlns:wpi="http://schemas.microsoft.com/office/word/2010/wordprocessingInk" xmlns:wne="http://schemas.microsoft.com/office/word/2006/wordml" xmlns:wps="http://schemas.microsoft.com/office/word/2010/wordprocessingShape" mc:Ignorable="w14 w15 w16se w16cid w16 w16cex w16sdtdh w16sdtfl w16du wp14">
   <w:footnote w:type="separator" w:id="-1">
     <w:p>
       <w:pPr>
@@ -788,7 +1087,7 @@
 </file>
 
 <file path=word/header1.xml><?xml version="1.0" encoding="utf-8"?>
-<w:hdr xmlns:wpc="http://schemas.microsoft.com/office/word/2010/wordprocessingCanvas" xmlns:cx="http://schemas.microsoft.com/office/drawing/2014/chartex" xmlns:cx1="http://schemas.microsoft.com/office/drawing/2015/9/8/chartex" xmlns:cx2="http://schemas.microsoft.com/office/drawing/2015/10/21/chartex" xmlns:cx3="http://schemas.microsoft.com/office/drawing/2016/5/9/chartex" xmlns:cx4="http://schemas.microsoft.com/office/drawing/2016/5/10/chartex" xmlns:cx5="http://schemas.microsoft.com/office/drawing/2016/5/11/chartex" xmlns:cx6="http://schemas.microsoft.com/office/drawing/2016/5/12/chartex" xmlns:cx7="http://schemas.microsoft.com/office/drawing/2016/5/13/chartex" xmlns:cx8="http://schemas.microsoft.com/office/drawing/2016/5/14/chartex" xmlns:mc="http://schemas.openxmlformats.org/markup-compatibility/2006" xmlns:aink="http://schemas.microsoft.com/office/drawing/2016/ink" xmlns:am3d="http://schemas.microsoft.com/office/drawing/2017/model3d" xmlns:o="urn:schemas-microsoft-com:office:office" xmlns:oel="http://schemas.microsoft.com/office/2019/extlst" xmlns:r="http://schemas.openxmlformats.org/officeDocument/2006/relationships" xmlns:m="http://schemas.openxmlformats.org/officeDocument/2006/math" xmlns:v="urn:schemas-microsoft-com:vml" xmlns:wp14="http://schemas.microsoft.com/office/word/2010/wordprocessingDrawing" xmlns:wp="http://schemas.openxmlformats.org/drawingml/2006/wordprocessingDrawing" xmlns:w10="urn:schemas-microsoft-com:office:word" xmlns:w="http://schemas.openxmlformats.org/wordprocessingml/2006/main" xmlns:w14="http://schemas.microsoft.com/office/word/2010/wordml" xmlns:w15="http://schemas.microsoft.com/office/word/2012/wordml" xmlns:w16cex="http://schemas.microsoft.com/office/word/2018/wordml/cex" xmlns:w16cid="http://schemas.microsoft.com/office/word/2016/wordml/cid" xmlns:w16="http://schemas.microsoft.com/office/word/2018/wordml" xmlns:w16sdtdh="http://schemas.microsoft.com/office/word/2020/wordml/sdtdatahash" xmlns:w16se="http://schemas.microsoft.com/office/word/2015/wordml/symex" xmlns:wpg="http://schemas.microsoft.com/office/word/2010/wordprocessingGroup" xmlns:wpi="http://schemas.microsoft.com/office/word/2010/wordprocessingInk" xmlns:wne="http://schemas.microsoft.com/office/word/2006/wordml" xmlns:wps="http://schemas.microsoft.com/office/word/2010/wordprocessingShape" mc:Ignorable="w14 w15 w16se w16cid w16 w16cex w16sdtdh wp14">
+<w:hdr xmlns:wpc="http://schemas.microsoft.com/office/word/2010/wordprocessingCanvas" xmlns:cx="http://schemas.microsoft.com/office/drawing/2014/chartex" xmlns:cx1="http://schemas.microsoft.com/office/drawing/2015/9/8/chartex" xmlns:cx2="http://schemas.microsoft.com/office/drawing/2015/10/21/chartex" xmlns:cx3="http://schemas.microsoft.com/office/drawing/2016/5/9/chartex" xmlns:cx4="http://schemas.microsoft.com/office/drawing/2016/5/10/chartex" xmlns:cx5="http://schemas.microsoft.com/office/drawing/2016/5/11/chartex" xmlns:cx6="http://schemas.microsoft.com/office/drawing/2016/5/12/chartex" xmlns:cx7="http://schemas.microsoft.com/office/drawing/2016/5/13/chartex" xmlns:cx8="http://schemas.microsoft.com/office/drawing/2016/5/14/chartex" xmlns:mc="http://schemas.openxmlformats.org/markup-compatibility/2006" xmlns:aink="http://schemas.microsoft.com/office/drawing/2016/ink" xmlns:am3d="http://schemas.microsoft.com/office/drawing/2017/model3d" xmlns:o="urn:schemas-microsoft-com:office:office" xmlns:oel="http://schemas.microsoft.com/office/2019/extlst" xmlns:r="http://schemas.openxmlformats.org/officeDocument/2006/relationships" xmlns:m="http://schemas.openxmlformats.org/officeDocument/2006/math" xmlns:v="urn:schemas-microsoft-com:vml" xmlns:wp14="http://schemas.microsoft.com/office/word/2010/wordprocessingDrawing" xmlns:wp="http://schemas.openxmlformats.org/drawingml/2006/wordprocessingDrawing" xmlns:w10="urn:schemas-microsoft-com:office:word" xmlns:w="http://schemas.openxmlformats.org/wordprocessingml/2006/main" xmlns:w14="http://schemas.microsoft.com/office/word/2010/wordml" xmlns:w15="http://schemas.microsoft.com/office/word/2012/wordml" xmlns:w16cex="http://schemas.microsoft.com/office/word/2018/wordml/cex" xmlns:w16cid="http://schemas.microsoft.com/office/word/2016/wordml/cid" xmlns:w16="http://schemas.microsoft.com/office/word/2018/wordml" xmlns:w16du="http://schemas.microsoft.com/office/word/2023/wordml/word16du" xmlns:w16sdtdh="http://schemas.microsoft.com/office/word/2020/wordml/sdtdatahash" xmlns:w16sdtfl="http://schemas.microsoft.com/office/word/2024/wordml/sdtformatlock" xmlns:w16se="http://schemas.microsoft.com/office/word/2015/wordml/symex" xmlns:wpg="http://schemas.microsoft.com/office/word/2010/wordprocessingGroup" xmlns:wpi="http://schemas.microsoft.com/office/word/2010/wordprocessingInk" xmlns:wne="http://schemas.microsoft.com/office/word/2006/wordml" xmlns:wps="http://schemas.microsoft.com/office/word/2010/wordprocessingShape" mc:Ignorable="w14 w15 w16se w16cid w16 w16cex w16sdtdh w16sdtfl w16du wp14">
   <w:p>
     <w:pPr>
       <w:pStyle w:val="Header"/>
@@ -798,7 +1097,7 @@
 </file>
 
 <file path=word/header2.xml><?xml version="1.0" encoding="utf-8"?>
-<w:hdr xmlns:wpc="http://schemas.microsoft.com/office/word/2010/wordprocessingCanvas" xmlns:cx="http://schemas.microsoft.com/office/drawing/2014/chartex" xmlns:cx1="http://schemas.microsoft.com/office/drawing/2015/9/8/chartex" xmlns:cx2="http://schemas.microsoft.com/office/drawing/2015/10/21/chartex" xmlns:cx3="http://schemas.microsoft.com/office/drawing/2016/5/9/chartex" xmlns:cx4="http://schemas.microsoft.com/office/drawing/2016/5/10/chartex" xmlns:cx5="http://schemas.microsoft.com/office/drawing/2016/5/11/chartex" xmlns:cx6="http://schemas.microsoft.com/office/drawing/2016/5/12/chartex" xmlns:cx7="http://schemas.microsoft.com/office/drawing/2016/5/13/chartex" xmlns:cx8="http://schemas.microsoft.com/office/drawing/2016/5/14/chartex" xmlns:mc="http://schemas.openxmlformats.org/markup-compatibility/2006" xmlns:aink="http://schemas.microsoft.com/office/drawing/2016/ink" xmlns:am3d="http://schemas.microsoft.com/office/drawing/2017/model3d" xmlns:o="urn:schemas-microsoft-com:office:office" xmlns:oel="http://schemas.microsoft.com/office/2019/extlst" xmlns:r="http://schemas.openxmlformats.org/officeDocument/2006/relationships" xmlns:m="http://schemas.openxmlformats.org/officeDocument/2006/math" xmlns:v="urn:schemas-microsoft-com:vml" xmlns:wp14="http://schemas.microsoft.com/office/word/2010/wordprocessingDrawing" xmlns:wp="http://schemas.openxmlformats.org/drawingml/2006/wordprocessingDrawing" xmlns:w10="urn:schemas-microsoft-com:office:word" xmlns:w="http://schemas.openxmlformats.org/wordprocessingml/2006/main" xmlns:w14="http://schemas.microsoft.com/office/word/2010/wordml" xmlns:w15="http://schemas.microsoft.com/office/word/2012/wordml" xmlns:w16cex="http://schemas.microsoft.com/office/word/2018/wordml/cex" xmlns:w16cid="http://schemas.microsoft.com/office/word/2016/wordml/cid" xmlns:w16="http://schemas.microsoft.com/office/word/2018/wordml" xmlns:w16sdtdh="http://schemas.microsoft.com/office/word/2020/wordml/sdtdatahash" xmlns:w16se="http://schemas.microsoft.com/office/word/2015/wordml/symex" xmlns:wpg="http://schemas.microsoft.com/office/word/2010/wordprocessingGroup" xmlns:wpi="http://schemas.microsoft.com/office/word/2010/wordprocessingInk" xmlns:wne="http://schemas.microsoft.com/office/word/2006/wordml" xmlns:wps="http://schemas.microsoft.com/office/word/2010/wordprocessingShape" mc:Ignorable="w14 w15 w16se w16cid w16 w16cex w16sdtdh wp14">
+<w:hdr xmlns:wpc="http://schemas.microsoft.com/office/word/2010/wordprocessingCanvas" xmlns:cx="http://schemas.microsoft.com/office/drawing/2014/chartex" xmlns:cx1="http://schemas.microsoft.com/office/drawing/2015/9/8/chartex" xmlns:cx2="http://schemas.microsoft.com/office/drawing/2015/10/21/chartex" xmlns:cx3="http://schemas.microsoft.com/office/drawing/2016/5/9/chartex" xmlns:cx4="http://schemas.microsoft.com/office/drawing/2016/5/10/chartex" xmlns:cx5="http://schemas.microsoft.com/office/drawing/2016/5/11/chartex" xmlns:cx6="http://schemas.microsoft.com/office/drawing/2016/5/12/chartex" xmlns:cx7="http://schemas.microsoft.com/office/drawing/2016/5/13/chartex" xmlns:cx8="http://schemas.microsoft.com/office/drawing/2016/5/14/chartex" xmlns:mc="http://schemas.openxmlformats.org/markup-compatibility/2006" xmlns:aink="http://schemas.microsoft.com/office/drawing/2016/ink" xmlns:am3d="http://schemas.microsoft.com/office/drawing/2017/model3d" xmlns:o="urn:schemas-microsoft-com:office:office" xmlns:oel="http://schemas.microsoft.com/office/2019/extlst" xmlns:r="http://schemas.openxmlformats.org/officeDocument/2006/relationships" xmlns:m="http://schemas.openxmlformats.org/officeDocument/2006/math" xmlns:v="urn:schemas-microsoft-com:vml" xmlns:wp14="http://schemas.microsoft.com/office/word/2010/wordprocessingDrawing" xmlns:wp="http://schemas.openxmlformats.org/drawingml/2006/wordprocessingDrawing" xmlns:w10="urn:schemas-microsoft-com:office:word" xmlns:w="http://schemas.openxmlformats.org/wordprocessingml/2006/main" xmlns:w14="http://schemas.microsoft.com/office/word/2010/wordml" xmlns:w15="http://schemas.microsoft.com/office/word/2012/wordml" xmlns:w16cex="http://schemas.microsoft.com/office/word/2018/wordml/cex" xmlns:w16cid="http://schemas.microsoft.com/office/word/2016/wordml/cid" xmlns:w16="http://schemas.microsoft.com/office/word/2018/wordml" xmlns:w16du="http://schemas.microsoft.com/office/word/2023/wordml/word16du" xmlns:w16sdtdh="http://schemas.microsoft.com/office/word/2020/wordml/sdtdatahash" xmlns:w16sdtfl="http://schemas.microsoft.com/office/word/2024/wordml/sdtformatlock" xmlns:w16se="http://schemas.microsoft.com/office/word/2015/wordml/symex" xmlns:wpg="http://schemas.microsoft.com/office/word/2010/wordprocessingGroup" xmlns:wpi="http://schemas.microsoft.com/office/word/2010/wordprocessingInk" xmlns:wne="http://schemas.microsoft.com/office/word/2006/wordml" xmlns:wps="http://schemas.microsoft.com/office/word/2010/wordprocessingShape" mc:Ignorable="w14 w15 w16se w16cid w16 w16cex w16sdtdh w16sdtfl w16du wp14">
   <w:p>
     <w:pPr>
       <w:pStyle w:val="Header"/>
@@ -809,7 +1108,7 @@
 </file>
 
 <file path=word/header3.xml><?xml version="1.0" encoding="utf-8"?>
-<w:hdr xmlns:wpc="http://schemas.microsoft.com/office/word/2010/wordprocessingCanvas" xmlns:cx="http://schemas.microsoft.com/office/drawing/2014/chartex" xmlns:cx1="http://schemas.microsoft.com/office/drawing/2015/9/8/chartex" xmlns:cx2="http://schemas.microsoft.com/office/drawing/2015/10/21/chartex" xmlns:cx3="http://schemas.microsoft.com/office/drawing/2016/5/9/chartex" xmlns:cx4="http://schemas.microsoft.com/office/drawing/2016/5/10/chartex" xmlns:cx5="http://schemas.microsoft.com/office/drawing/2016/5/11/chartex" xmlns:cx6="http://schemas.microsoft.com/office/drawing/2016/5/12/chartex" xmlns:cx7="http://schemas.microsoft.com/office/drawing/2016/5/13/chartex" xmlns:cx8="http://schemas.microsoft.com/office/drawing/2016/5/14/chartex" xmlns:mc="http://schemas.openxmlformats.org/markup-compatibility/2006" xmlns:aink="http://schemas.microsoft.com/office/drawing/2016/ink" xmlns:am3d="http://schemas.microsoft.com/office/drawing/2017/model3d" xmlns:o="urn:schemas-microsoft-com:office:office" xmlns:oel="http://schemas.microsoft.com/office/2019/extlst" xmlns:r="http://schemas.openxmlformats.org/officeDocument/2006/relationships" xmlns:m="http://schemas.openxmlformats.org/officeDocument/2006/math" xmlns:v="urn:schemas-microsoft-com:vml" xmlns:wp14="http://schemas.microsoft.com/office/word/2010/wordprocessingDrawing" xmlns:wp="http://schemas.openxmlformats.org/drawingml/2006/wordprocessingDrawing" xmlns:w10="urn:schemas-microsoft-com:office:word" xmlns:w="http://schemas.openxmlformats.org/wordprocessingml/2006/main" xmlns:w14="http://schemas.microsoft.com/office/word/2010/wordml" xmlns:w15="http://schemas.microsoft.com/office/word/2012/wordml" xmlns:w16cex="http://schemas.microsoft.com/office/word/2018/wordml/cex" xmlns:w16cid="http://schemas.microsoft.com/office/word/2016/wordml/cid" xmlns:w16="http://schemas.microsoft.com/office/word/2018/wordml" xmlns:w16sdtdh="http://schemas.microsoft.com/office/word/2020/wordml/sdtdatahash" xmlns:w16se="http://schemas.microsoft.com/office/word/2015/wordml/symex" xmlns:wpg="http://schemas.microsoft.com/office/word/2010/wordprocessingGroup" xmlns:wpi="http://schemas.microsoft.com/office/word/2010/wordprocessingInk" xmlns:wne="http://schemas.microsoft.com/office/word/2006/wordml" xmlns:wps="http://schemas.microsoft.com/office/word/2010/wordprocessingShape" mc:Ignorable="w14 w15 w16se w16cid w16 w16cex w16sdtdh wp14">
+<w:hdr xmlns:wpc="http://schemas.microsoft.com/office/word/2010/wordprocessingCanvas" xmlns:cx="http://schemas.microsoft.com/office/drawing/2014/chartex" xmlns:cx1="http://schemas.microsoft.com/office/drawing/2015/9/8/chartex" xmlns:cx2="http://schemas.microsoft.com/office/drawing/2015/10/21/chartex" xmlns:cx3="http://schemas.microsoft.com/office/drawing/2016/5/9/chartex" xmlns:cx4="http://schemas.microsoft.com/office/drawing/2016/5/10/chartex" xmlns:cx5="http://schemas.microsoft.com/office/drawing/2016/5/11/chartex" xmlns:cx6="http://schemas.microsoft.com/office/drawing/2016/5/12/chartex" xmlns:cx7="http://schemas.microsoft.com/office/drawing/2016/5/13/chartex" xmlns:cx8="http://schemas.microsoft.com/office/drawing/2016/5/14/chartex" xmlns:mc="http://schemas.openxmlformats.org/markup-compatibility/2006" xmlns:aink="http://schemas.microsoft.com/office/drawing/2016/ink" xmlns:am3d="http://schemas.microsoft.com/office/drawing/2017/model3d" xmlns:o="urn:schemas-microsoft-com:office:office" xmlns:oel="http://schemas.microsoft.com/office/2019/extlst" xmlns:r="http://schemas.openxmlformats.org/officeDocument/2006/relationships" xmlns:m="http://schemas.openxmlformats.org/officeDocument/2006/math" xmlns:v="urn:schemas-microsoft-com:vml" xmlns:wp14="http://schemas.microsoft.com/office/word/2010/wordprocessingDrawing" xmlns:wp="http://schemas.openxmlformats.org/drawingml/2006/wordprocessingDrawing" xmlns:w10="urn:schemas-microsoft-com:office:word" xmlns:w="http://schemas.openxmlformats.org/wordprocessingml/2006/main" xmlns:w14="http://schemas.microsoft.com/office/word/2010/wordml" xmlns:w15="http://schemas.microsoft.com/office/word/2012/wordml" xmlns:w16cex="http://schemas.microsoft.com/office/word/2018/wordml/cex" xmlns:w16cid="http://schemas.microsoft.com/office/word/2016/wordml/cid" xmlns:w16="http://schemas.microsoft.com/office/word/2018/wordml" xmlns:w16du="http://schemas.microsoft.com/office/word/2023/wordml/word16du" xmlns:w16sdtdh="http://schemas.microsoft.com/office/word/2020/wordml/sdtdatahash" xmlns:w16sdtfl="http://schemas.microsoft.com/office/word/2024/wordml/sdtformatlock" xmlns:w16se="http://schemas.microsoft.com/office/word/2015/wordml/symex" xmlns:wpg="http://schemas.microsoft.com/office/word/2010/wordprocessingGroup" xmlns:wpi="http://schemas.microsoft.com/office/word/2010/wordprocessingInk" xmlns:wne="http://schemas.microsoft.com/office/word/2006/wordml" xmlns:wps="http://schemas.microsoft.com/office/word/2010/wordprocessingShape" mc:Ignorable="w14 w15 w16se w16cid w16 w16cex w16sdtdh w16sdtfl w16du wp14">
   <w:p>
     <w:pPr>
       <w:pStyle w:val="Header"/>
@@ -818,7 +1117,7 @@
     <w:r>
       <w:tab/>
       <w:tab/>
-      <w:t>2026-06-17</w:t>
+      <w:t>2026-06-18</w:t>
       <w:br/>
       <w:br/>
     </w:r>
@@ -835,7 +1134,7 @@
 </file>
 
 <file path=word/numbering.xml><?xml version="1.0" encoding="utf-8"?>
-<w:numbering xmlns:wpc="http://schemas.microsoft.com/office/word/2010/wordprocessingCanvas" xmlns:cx="http://schemas.microsoft.com/office/drawing/2014/chartex" xmlns:cx1="http://schemas.microsoft.com/office/drawing/2015/9/8/chartex" xmlns:cx2="http://schemas.microsoft.com/office/drawing/2015/10/21/chartex" xmlns:cx3="http://schemas.microsoft.com/office/drawing/2016/5/9/chartex" xmlns:cx4="http://schemas.microsoft.com/office/drawing/2016/5/10/chartex" xmlns:cx5="http://schemas.microsoft.com/office/drawing/2016/5/11/chartex" xmlns:cx6="http://schemas.microsoft.com/office/drawing/2016/5/12/chartex" xmlns:cx7="http://schemas.microsoft.com/office/drawing/2016/5/13/chartex" xmlns:cx8="http://schemas.microsoft.com/office/drawing/2016/5/14/chartex" xmlns:mc="http://schemas.openxmlformats.org/markup-compatibility/2006" xmlns:aink="http://schemas.microsoft.com/office/drawing/2016/ink" xmlns:am3d="http://schemas.microsoft.com/office/drawing/2017/model3d" xmlns:o="urn:schemas-microsoft-com:office:office" xmlns:oel="http://schemas.microsoft.com/office/2019/extlst" xmlns:r="http://schemas.openxmlformats.org/officeDocument/2006/relationships" xmlns:m="http://schemas.openxmlformats.org/officeDocument/2006/math" xmlns:v="urn:schemas-microsoft-com:vml" xmlns:wp14="http://schemas.microsoft.com/office/word/2010/wordprocessingDrawing" xmlns:wp="http://schemas.openxmlformats.org/drawingml/2006/wordprocessingDrawing" xmlns:w10="urn:schemas-microsoft-com:office:word" xmlns:w="http://schemas.openxmlformats.org/wordprocessingml/2006/main" xmlns:w14="http://schemas.microsoft.com/office/word/2010/wordml" xmlns:w15="http://schemas.microsoft.com/office/word/2012/wordml" xmlns:w16cex="http://schemas.microsoft.com/office/word/2018/wordml/cex" xmlns:w16cid="http://schemas.microsoft.com/office/word/2016/wordml/cid" xmlns:w16="http://schemas.microsoft.com/office/word/2018/wordml" xmlns:w16sdtdh="http://schemas.microsoft.com/office/word/2020/wordml/sdtdatahash" xmlns:w16se="http://schemas.microsoft.com/office/word/2015/wordml/symex" xmlns:wpg="http://schemas.microsoft.com/office/word/2010/wordprocessingGroup" xmlns:wpi="http://schemas.microsoft.com/office/word/2010/wordprocessingInk" xmlns:wne="http://schemas.microsoft.com/office/word/2006/wordml" xmlns:wps="http://schemas.microsoft.com/office/word/2010/wordprocessingShape" mc:Ignorable="w14 w15 w16se w16cid w16 w16cex w16sdtdh wp14">
+<w:numbering xmlns:wpc="http://schemas.microsoft.com/office/word/2010/wordprocessingCanvas" xmlns:cx="http://schemas.microsoft.com/office/drawing/2014/chartex" xmlns:cx1="http://schemas.microsoft.com/office/drawing/2015/9/8/chartex" xmlns:cx2="http://schemas.microsoft.com/office/drawing/2015/10/21/chartex" xmlns:cx3="http://schemas.microsoft.com/office/drawing/2016/5/9/chartex" xmlns:cx4="http://schemas.microsoft.com/office/drawing/2016/5/10/chartex" xmlns:cx5="http://schemas.microsoft.com/office/drawing/2016/5/11/chartex" xmlns:cx6="http://schemas.microsoft.com/office/drawing/2016/5/12/chartex" xmlns:cx7="http://schemas.microsoft.com/office/drawing/2016/5/13/chartex" xmlns:cx8="http://schemas.microsoft.com/office/drawing/2016/5/14/chartex" xmlns:mc="http://schemas.openxmlformats.org/markup-compatibility/2006" xmlns:aink="http://schemas.microsoft.com/office/drawing/2016/ink" xmlns:am3d="http://schemas.microsoft.com/office/drawing/2017/model3d" xmlns:o="urn:schemas-microsoft-com:office:office" xmlns:oel="http://schemas.microsoft.com/office/2019/extlst" xmlns:r="http://schemas.openxmlformats.org/officeDocument/2006/relationships" xmlns:m="http://schemas.openxmlformats.org/officeDocument/2006/math" xmlns:v="urn:schemas-microsoft-com:vml" xmlns:wp14="http://schemas.microsoft.com/office/word/2010/wordprocessingDrawing" xmlns:wp="http://schemas.openxmlformats.org/drawingml/2006/wordprocessingDrawing" xmlns:w10="urn:schemas-microsoft-com:office:word" xmlns:w="http://schemas.openxmlformats.org/wordprocessingml/2006/main" xmlns:w14="http://schemas.microsoft.com/office/word/2010/wordml" xmlns:w15="http://schemas.microsoft.com/office/word/2012/wordml" xmlns:w16cex="http://schemas.microsoft.com/office/word/2018/wordml/cex" xmlns:w16cid="http://schemas.microsoft.com/office/word/2016/wordml/cid" xmlns:w16="http://schemas.microsoft.com/office/word/2018/wordml" xmlns:w16du="http://schemas.microsoft.com/office/word/2023/wordml/word16du" xmlns:w16sdtdh="http://schemas.microsoft.com/office/word/2020/wordml/sdtdatahash" xmlns:w16sdtfl="http://schemas.microsoft.com/office/word/2024/wordml/sdtformatlock" xmlns:w16se="http://schemas.microsoft.com/office/word/2015/wordml/symex" xmlns:wpg="http://schemas.microsoft.com/office/word/2010/wordprocessingGroup" xmlns:wpi="http://schemas.microsoft.com/office/word/2010/wordprocessingInk" xmlns:wne="http://schemas.microsoft.com/office/word/2006/wordml" xmlns:wps="http://schemas.microsoft.com/office/word/2010/wordprocessingShape" mc:Ignorable="w14 w15 w16se w16cid w16 w16cex w16sdtdh w16sdtfl w16du wp14">
   <w:abstractNum w:abstractNumId="0" w15:restartNumberingAfterBreak="0">
     <w:nsid w:val="FFFFFF7C"/>
     <w:multiLevelType w:val="singleLevel"/>
@@ -1038,7 +1337,7 @@
 </file>
 
 <file path=word/styles.xml><?xml version="1.0" encoding="utf-8"?>
-<w:styles xmlns:mc="http://schemas.openxmlformats.org/markup-compatibility/2006" xmlns:r="http://schemas.openxmlformats.org/officeDocument/2006/relationships" xmlns:w="http://schemas.openxmlformats.org/wordprocessingml/2006/main" xmlns:w14="http://schemas.microsoft.com/office/word/2010/wordml" xmlns:w15="http://schemas.microsoft.com/office/word/2012/wordml" xmlns:w16cex="http://schemas.microsoft.com/office/word/2018/wordml/cex" xmlns:w16cid="http://schemas.microsoft.com/office/word/2016/wordml/cid" xmlns:w16="http://schemas.microsoft.com/office/word/2018/wordml" xmlns:w16sdtdh="http://schemas.microsoft.com/office/word/2020/wordml/sdtdatahash" xmlns:w16se="http://schemas.microsoft.com/office/word/2015/wordml/symex" mc:Ignorable="w14 w15 w16se w16cid w16 w16cex w16sdtdh">
+<w:styles xmlns:mc="http://schemas.openxmlformats.org/markup-compatibility/2006" xmlns:r="http://schemas.openxmlformats.org/officeDocument/2006/relationships" xmlns:w="http://schemas.openxmlformats.org/wordprocessingml/2006/main" xmlns:w14="http://schemas.microsoft.com/office/word/2010/wordml" xmlns:w15="http://schemas.microsoft.com/office/word/2012/wordml" xmlns:w16cex="http://schemas.microsoft.com/office/word/2018/wordml/cex" xmlns:w16cid="http://schemas.microsoft.com/office/word/2016/wordml/cid" xmlns:w16="http://schemas.microsoft.com/office/word/2018/wordml" xmlns:w16du="http://schemas.microsoft.com/office/word/2023/wordml/word16du" xmlns:w16sdtdh="http://schemas.microsoft.com/office/word/2020/wordml/sdtdatahash" xmlns:w16sdtfl="http://schemas.microsoft.com/office/word/2024/wordml/sdtformatlock" xmlns:w16se="http://schemas.microsoft.com/office/word/2015/wordml/symex" mc:Ignorable="w14 w15 w16se w16cid w16 w16cex w16sdtdh w16sdtfl w16du">
   <w:docDefaults>
     <w:rPrDefault>
       <w:rPr>
@@ -1796,7 +2095,7 @@
     <w:link w:val="TitleChar"/>
     <w:uiPriority w:val="10"/>
     <w:qFormat/>
-    <w:rsid w:val="007106C8"/>
+    <w:rsid w:val="00E854FA"/>
     <w:pPr>
       <w:spacing w:after="300" w:line="240" w:lineRule="auto"/>
       <w:contextualSpacing/>
@@ -1806,7 +2105,7 @@
       <w:rFonts w:eastAsiaTheme="majorEastAsia" w:cstheme="majorBidi"/>
       <w:spacing w:val="5"/>
       <w:kern w:val="28"/>
-      <w:sz w:val="52"/>
+      <w:sz w:val="40"/>
       <w:szCs w:val="52"/>
       <w:lang w:val="sv-SE" w:eastAsia="en-US" w:bidi="ar-SA"/>
     </w:rPr>
@@ -1816,12 +2115,12 @@
     <w:basedOn w:val="DefaultParagraphFont"/>
     <w:link w:val="Title"/>
     <w:uiPriority w:val="10"/>
-    <w:rsid w:val="007106C8"/>
+    <w:rsid w:val="00E854FA"/>
     <w:rPr>
       <w:rFonts w:ascii="Times New Roman" w:eastAsiaTheme="majorEastAsia" w:hAnsi="Times New Roman" w:cstheme="majorBidi"/>
       <w:spacing w:val="5"/>
       <w:kern w:val="28"/>
-      <w:sz w:val="52"/>
+      <w:sz w:val="40"/>
       <w:szCs w:val="52"/>
       <w:lang w:val="sv-SE" w:eastAsia="en-US" w:bidi="ar-SA"/>
     </w:rPr>

--- a/klagomål/A 14466-2026 FSC-klagomål.docx
+++ b/klagomål/A 14466-2026 FSC-klagomål.docx
@@ -1117,7 +1117,7 @@
     <w:r>
       <w:tab/>
       <w:tab/>
-      <w:t>2026-06-18</w:t>
+      <w:t>2026-06-19</w:t>
       <w:br/>
       <w:br/>
     </w:r>

--- a/klagomål/A 14466-2026 FSC-klagomål.docx
+++ b/klagomål/A 14466-2026 FSC-klagomål.docx
@@ -1117,7 +1117,7 @@
     <w:r>
       <w:tab/>
       <w:tab/>
-      <w:t>2026-06-19</w:t>
+      <w:t>2026-06-20</w:t>
       <w:br/>
       <w:br/>
     </w:r>

--- a/klagomål/A 14466-2026 FSC-klagomål.docx
+++ b/klagomål/A 14466-2026 FSC-klagomål.docx
@@ -168,38 +168,7 @@
     </w:p>
     <w:p>
       <w:r>
-        <w:t>Detta dokument behandlar höga naturvärden i avverkningsanmälan A 14466-2026 i Uppsala kommun som inkom 2026-03-19 och omfattar 4,5 ha.</w:t>
-      </w:r>
-    </w:p>
-    <w:p>
-      <w:r>
-        <w:t>Nedan presenteras fynd av naturvårdsarter och fridlysta arter som gjorts i det avverkningsanmälda området, samt relevanta utdrag ur standarderna för FSC, Chain of Custody, Controlled Wood och PEFC. I BILAGA 1 finns artfakta om fridlysta arter.</w:t>
-      </w:r>
-    </w:p>
-    <w:p>
-      <w:r>
-        <w:t>Vi förväntar oss att ni återkommer med ett skriftligt svar på vårt klagomål och även beskriver vilka korrigerande åtgärder ni satt in för att rätta till identifierade brister i er efterlevnad av den svenska FSC standarden.</w:t>
-      </w:r>
-    </w:p>
-    <w:p>
-      <w:pPr>
-        <w:pStyle w:val="Heading1"/>
-      </w:pPr>
-      <w:r>
-        <w:t>Naturvårdsarter</w:t>
-      </w:r>
-    </w:p>
-    <w:p>
-      <w:r>
-        <w:t>I och inom 24 meter från avverkningsanmälan har följande 10 naturvårdsarter hittats: liten hornflikmossa (VU), fjällig taggsvamp s.str. (NT), vedtrappmossa (NT, T), vårärt (NT, T), grön sköldmossa (S, T, §8), stubbspretmossa (S, T), svavelriska (S), trubbfjädermossa (S, T), underviol (S, T) och blåsippa (T, §9). Av dessa är 4 rödlistade. För rödlistade arter har rödlistekategorin angivits inom parentes. Arter som är signalarter enligt Skogsstyrelsen har markerats med (S). Typiska arter inom Natura 2000 som är kopplade till skogsekosystem har markerats med (T). För fridlysta arter anges även paragrafen i Artskyddsförordningen som arten är fridlyst enligt.</w:t>
-      </w:r>
-    </w:p>
-    <w:p>
-      <w:r>
-        <w:t>De påträffade naturvårdsarterna är ett tydligt kvitto på att det rör sig om en skog med höga naturvärden.</w:t>
-      </w:r>
-      <w:r>
-        <w:t xml:space="preserve"> I Figur 1 visas fyndplatser för naturvårdsarter i området, som finns registrerade på Artportalen.</w:t>
+        <w:t>Detta klagomål behandlar höga naturvärden i avverkningsanmälan A 14466-2026 i Uppsala kommun som inkom 2026-03-19 och omfattar 4,5 ha.</w:t>
       </w:r>
     </w:p>
     <w:p>
@@ -247,20 +216,240 @@
         <w:spacing w:after="240"/>
       </w:pPr>
       <w:r>
-        <w:t>Figur 1. Fyndplatser för naturvårdsarter i och inom 24 meter från avverkningsanmälan (röd linje). Markörer utan svart kant är placerade på fyndplatsen. Markörer med svart kant är placerade vid sidan av fyndplatsen och har ett svart streck som visar fyndplatsens exakta position. Kartans mittpunktskoordinat är N 6657714, E 662231 i SWEREF 99 TM.</w:t>
+        <w:t>Figur 1. Fyndplatser för naturvårdsarter i och inom 24 meter från avverkningsanmälan. Markörer utan svart kant är placerade på fyndplatsen. Markörer med svart kant är placerade vid sidan av fyndplatsen har ett svart streck som visar fyndplatsens exakta position. Kartans mittpunktskoordinat är N 6657714, E 662231 i SWEREF 99 TM.</w:t>
+      </w:r>
+    </w:p>
+    <w:p>
+      <w:r>
+        <w:t>I och inom 24 meter från avverkningsanmälan finns fynd av 10 naturvårdsarter, varav 4 är rödlistade, 2 är fridlysta, 7 är typiska (T) och 5 är signalarter (S): liten hornflikmossa (VU), fjällig taggsvamp s.str. (NT), vedtrappmossa (NT, T), vårärt (NT, T), grön sköldmossa (S, T, §8), stubbspretmossa (S, T), svavelriska (S), trubbfjädermossa (S, T), underviol (S, T) och blåsippa (T, §9). Se Figur 1.</w:t>
+      </w:r>
+    </w:p>
+    <w:p>
+      <w:r>
+        <w:t>Nedan presenteras relevanta utdrag ur standarderna för FSC, Chain of Custody, Controlled Wood och PEFC.</w:t>
+      </w:r>
+    </w:p>
+    <w:p>
+      <w:r>
+        <w:t>Vi förväntar oss att ni återkommer med ett skriftligt svar på vårt klagomål och även beskriver vilka korrigerande åtgärder ni satt in för att rätta till identifierade brister i er efterlevnad av den svenska FSC standarden.</w:t>
       </w:r>
     </w:p>
     <w:p>
       <w:pPr>
-        <w:pStyle w:val="Heading2"/>
+        <w:pStyle w:val="Heading1"/>
       </w:pPr>
       <w:r>
-        <w:t>Fridlysta arter</w:t>
+        <w:t>Naturvårdsarter och fridlysta arter</w:t>
       </w:r>
     </w:p>
     <w:p>
       <w:r>
-        <w:t>Följande fridlysta arter har sina livsmiljöer och växtplatser i den avverkningsanmälda skogen: grön sköldmossa (S, T, §8) och blåsippa (T, §9).</w:t>
+        <w:t>Nedan följer beskrivningar av de naturvårdsarter och fridlysta arter som har sina livsmiljöer och växtplatser i den avverkningsanmälda skogen. Se även ytterligare artfakta i BILAGA 1. De påträffade naturvårdsarterna är ett tydligt kvitto på att det rör sig om en skog med höga naturvärden.</w:t>
+      </w:r>
+    </w:p>
+    <w:p>
+      <w:r>
+        <w:rPr>
+          <w:b/>
+        </w:rPr>
+        <w:t>Liten hornflikmossa (VU)</w:t>
+      </w:r>
+      <w:r>
+        <w:t xml:space="preserve"> växer på grova murkna lågor i sluten och urskogsartad granskog med hög och jämn luftfuktighet. Arten är placerad högst upp i Skogsstyrelsens värdepyramid för bedömning av skog med höga naturvärden och samtliga kända lokaler med liten hornflikmossa bör ges ett ändamålsenligt skydd (SLU Artdatabanken, 2024; Nitare &amp; Skogsstyrelsen, 2019).</w:t>
+      </w:r>
+    </w:p>
+    <w:p>
+      <w:r>
+        <w:rPr>
+          <w:b/>
+        </w:rPr>
+        <w:t>Fjällig taggsvamp s.str. (NT)</w:t>
+      </w:r>
+      <w:r>
+        <w:t xml:space="preserve"> bildar mykorrhiza med gran i granskog och barrblandskog, främst på frisk näringsrik mark i äldre skog med lång trädkontinuitet. Den totala populationen i landet har minskat och bedöms fortsätta minska till följd av avverkning av äldre barrskogar. Minskningstakten för den svenska populationen bedöms vara nära gränsvärdet för sårbar (VU) (SLU Artdatabanken, 2026).</w:t>
+      </w:r>
+    </w:p>
+    <w:p>
+      <w:r>
+        <w:rPr>
+          <w:b/>
+        </w:rPr>
+        <w:t xml:space="preserve">Vedtrappmossa (NT) </w:t>
+      </w:r>
+      <w:r>
+        <w:t xml:space="preserve">växer på död ved, främst i gammal granskog. Den förekommer knappast alls i fjällnära barrskogar utan finns i skogslandskapet nedom fjällen och framför allt i landets södra delar är den en mycket bra signalart för barrnaturskog med höga naturvärden. Skogsavverkning och brist på grov död ved i skogen är de allvarligaste hoten och den överlever inte kalhyggesbruk. Lokaler med sluten granskog, tillräckligt stora för att säkerställa ett kontinuerligt tillskott på grova lågor, bör undantas från storskaligt skogsbruk. Vedtrappmossa är typisk art för </w:t>
+      </w:r>
+      <w:r>
+        <w:rPr>
+          <w:i/>
+        </w:rPr>
+        <w:t>9010 Taiga</w:t>
+      </w:r>
+      <w:r>
+        <w:t xml:space="preserve"> (SLU Artdatabanken, 2024).</w:t>
+      </w:r>
+    </w:p>
+    <w:p>
+      <w:r>
+        <w:rPr>
+          <w:b/>
+        </w:rPr>
+        <w:t>Vårärt (NT)</w:t>
+      </w:r>
+      <w:r>
+        <w:t xml:space="preserve"> är en kalkgynnad mullväxt som är knuten till rik lundartad vegetation och har sin huvudsakliga förekomst i sydliga kalklövskogar, lövängen och hässlen. Den har även viktiga förekomster av reliktkaraktär i örtrika kalkgranskogar på frisk eller något fuktig mark i mellersta Sverige. Vårärt är en extra betydelsefull signalart i boreala och boreonemorala kalkgranskogar, då dessa förekomster nu är starkt fragmenterade och troligen visar på en flertusenårig ekologisk kontinuitet där spridning och etablering kan ha skett under postglaciala värmetiden. Arten tål inte dagens storskaliga skogsbruksmetoder och den kommer in på rödlistan för första gången 2025 till följd av en kraftig minskning (&gt;50%) i Riksskogstaxeringens data. Vårärt är typisk art för </w:t>
+      </w:r>
+      <w:r>
+        <w:rPr>
+          <w:i/>
+        </w:rPr>
+        <w:t xml:space="preserve">9050 Näringsrik granskog, 9020 Nordlig ädellövskog, 9160 Näringsrik ekskog </w:t>
+      </w:r>
+      <w:r>
+        <w:t xml:space="preserve">och </w:t>
+      </w:r>
+      <w:r>
+        <w:rPr>
+          <w:i/>
+        </w:rPr>
+        <w:t>9180 Ädellövskog i branter</w:t>
+      </w:r>
+      <w:r>
+        <w:t xml:space="preserve"> (Nitare &amp; Skogsstyrelsen, 2019; SLU Artdatabanken, 2026).</w:t>
+      </w:r>
+    </w:p>
+    <w:p>
+      <w:r>
+        <w:rPr>
+          <w:b/>
+        </w:rPr>
+        <w:t>Grön sköldmossa (§8)</w:t>
+      </w:r>
+      <w:r>
+        <w:t xml:space="preserve"> är typisk art för </w:t>
+      </w:r>
+      <w:r>
+        <w:rPr>
+          <w:i/>
+        </w:rPr>
+        <w:t xml:space="preserve">9010 Taiga </w:t>
+      </w:r>
+      <w:r>
+        <w:t>och</w:t>
+      </w:r>
+      <w:r>
+        <w:rPr>
+          <w:i/>
+        </w:rPr>
+        <w:t xml:space="preserve"> 9750 Svämlövskog</w:t>
+      </w:r>
+      <w:r>
+        <w:t xml:space="preserve"> och omfattas av EU:s art- och habitatdirektiv bilaga 2 vilket innebär att det finns ett uttalat intresse inom Europeiska unionen att bevara arten. Grön sköldmossa kräver skog som har ett speciellt mikroklimat med hög och jämn luftfuktighet i kombination med rik tillgång på död ved (Nitare &amp; Skogsstyrelsen, 2019; SLU Artdatabanken, 2025). I praktiken handlar det om åtminstone 50 meter med skyddande skog för att undvika uttorkning av marken (Hallingbäck, personligt meddelande 2022-02-24). Grön sköldmossa är en ansvarsart för Sverige då en särskilt stor andel av Europas population finns i landet. Mark- och miljööverdomstolen (MÖD) har i mål nr M 2019-20 (18 februari 2019) slagit fast att grön sköldmossa (§8) är dispenspliktig och att exemplar av arten inte får skadas utan dispens (MÖD, mål nr M 2019-20).</w:t>
+      </w:r>
+    </w:p>
+    <w:p>
+      <w:r>
+        <w:rPr>
+          <w:b/>
+        </w:rPr>
+        <w:t>Stubbspretmossa</w:t>
+      </w:r>
+      <w:r>
+        <w:t xml:space="preserve"> växer på ved i rika löv- och barrskogar med relativt hög luftfuktighet och indikerar fuktiga skogsmiljöer med gott om murken ved och ofta höga naturvärden. Stubbspretmossa är typisk art för </w:t>
+      </w:r>
+      <w:r>
+        <w:rPr>
+          <w:i/>
+        </w:rPr>
+        <w:t>9020 Nordlig ädellövskog</w:t>
+      </w:r>
+      <w:r>
+        <w:t xml:space="preserve"> (SLU Artdatabanken, 2024).</w:t>
+      </w:r>
+    </w:p>
+    <w:p>
+      <w:r>
+        <w:rPr>
+          <w:b/>
+        </w:rPr>
+        <w:t>Trubbfjädermossa</w:t>
+      </w:r>
+      <w:r>
+        <w:t xml:space="preserve"> signalerar vanligtvis skog med höga naturvärden och den växer på något skuggade block eller trädbaser, oftast nära marken, eller på jord intill vattendrag. Den trivs bäst i ädellövskog och förekommer ofta tillsammans med baronmossor </w:t>
+      </w:r>
+      <w:r>
+        <w:rPr>
+          <w:i/>
+        </w:rPr>
+        <w:t>Anomodon</w:t>
+      </w:r>
+      <w:r>
+        <w:t xml:space="preserve"> och fjädermossor</w:t>
+      </w:r>
+      <w:r>
+        <w:rPr>
+          <w:i/>
+        </w:rPr>
+        <w:t xml:space="preserve"> Neckera</w:t>
+      </w:r>
+      <w:r>
+        <w:t xml:space="preserve">. Trubbfjädermossa är typisk art för </w:t>
+      </w:r>
+      <w:r>
+        <w:rPr>
+          <w:i/>
+        </w:rPr>
+        <w:t>9020 Nordlig ädellövskog,</w:t>
+      </w:r>
+      <w:r>
+        <w:t xml:space="preserve"> </w:t>
+      </w:r>
+      <w:r>
+        <w:rPr>
+          <w:i/>
+        </w:rPr>
+        <w:t xml:space="preserve">9080 Lövsumpskog, 9750 Svämlövskog, 9110 Näringsfattig bokskog, 9130 Näringsrik bokskog </w:t>
+      </w:r>
+      <w:r>
+        <w:t xml:space="preserve">och </w:t>
+      </w:r>
+      <w:r>
+        <w:rPr>
+          <w:i/>
+        </w:rPr>
+        <w:t xml:space="preserve">9760 Svämädellövskog </w:t>
+      </w:r>
+      <w:r>
+        <w:t>(Nitare &amp; Skogsstyrelsen, 2019; SLU Artdatabanken, 2025).</w:t>
+      </w:r>
+    </w:p>
+    <w:p>
+      <w:r>
+        <w:rPr>
+          <w:b/>
+        </w:rPr>
+        <w:t xml:space="preserve">Underviol </w:t>
+      </w:r>
+      <w:r>
+        <w:t xml:space="preserve">är en bra signalart i hela sitt utbredningsområde i såväl lövlundar som kalkbarrskogar. Arten är särskilt intressant när den förekommer i barrskog och indikerar då troligen relikta och hotade kalkbarrskogsekosystem. Underviol tål inte dagens storskaliga skogsbruksmetoder även om den vid enstaka tillfällen lyckas kvarstå i fuktdråg efter avverkning. Underviol är typisk art för </w:t>
+      </w:r>
+      <w:r>
+        <w:rPr>
+          <w:i/>
+        </w:rPr>
+        <w:t xml:space="preserve">9050 Näringsrik granskog, 9020 Nordlig ädellövskog </w:t>
+      </w:r>
+      <w:r>
+        <w:t xml:space="preserve">och </w:t>
+      </w:r>
+      <w:r>
+        <w:rPr>
+          <w:i/>
+        </w:rPr>
+        <w:t>9160 Näringsrik ekskog</w:t>
+      </w:r>
+      <w:r>
+        <w:t xml:space="preserve"> (Nitare &amp; Skogsstyrelsen, 2019; SLU Artdatabanken, 2024).</w:t>
       </w:r>
     </w:p>
     <w:p>
@@ -290,224 +479,6 @@
       </w:r>
       <w:r>
         <w:t xml:space="preserve"> (SLU Artdatabanken, 2025).</w:t>
-      </w:r>
-    </w:p>
-    <w:p>
-      <w:r>
-        <w:rPr>
-          <w:b/>
-        </w:rPr>
-        <w:t>Grön sköldmossa (§8)</w:t>
-      </w:r>
-      <w:r>
-        <w:t xml:space="preserve"> är typisk art för </w:t>
-      </w:r>
-      <w:r>
-        <w:rPr>
-          <w:i/>
-        </w:rPr>
-        <w:t xml:space="preserve">9010 Taiga </w:t>
-      </w:r>
-      <w:r>
-        <w:t>och</w:t>
-      </w:r>
-      <w:r>
-        <w:rPr>
-          <w:i/>
-        </w:rPr>
-        <w:t xml:space="preserve"> 9750 Svämlövskog</w:t>
-      </w:r>
-      <w:r>
-        <w:t xml:space="preserve"> och omfattas av EU:s art- och habitatdirektiv bilaga 2 vilket innebär att det finns ett uttalat intresse inom Europeiska unionen att bevara arten. Grön sköldmossa kräver skog som har ett speciellt mikroklimat med hög och jämn luftfuktighet i kombination med rik tillgång på död ved (Nitare &amp; Skogsstyrelsen, 2019; SLU Artdatabanken, 2025). I praktiken handlar det om åtminstone 50 meter med skyddande skog för att undvika uttorkning av marken (Hallingbäck, personligt meddelande 2022-02-24). Grön sköldmossa är en ansvarsart för Sverige då en särskilt stor andel av Europas population finns i landet. Mark- och miljööverdomstolen (MÖD) har i mål nr M 2019-20 (18 februari 2019) slagit fast att grön sköldmossa (§8) är dispenspliktig och att exemplar av arten inte får skadas utan dispens (MÖD, mål nr M 2019-20).</w:t>
-      </w:r>
-    </w:p>
-    <w:p>
-      <w:r>
-        <w:t>I BILAGA 1 finns mer detaljerad information om ekologi samt krav på livsmiljö hos fridlysta arter.</w:t>
-      </w:r>
-    </w:p>
-    <w:p>
-      <w:pPr>
-        <w:pStyle w:val="Heading2"/>
-      </w:pPr>
-      <w:r>
-        <w:t>Övriga naturvårdsarter</w:t>
-      </w:r>
-    </w:p>
-    <w:p>
-      <w:r>
-        <w:rPr>
-          <w:b/>
-        </w:rPr>
-        <w:t>Fjällig taggsvamp s.str. (NT)</w:t>
-      </w:r>
-      <w:r>
-        <w:t xml:space="preserve"> bildar mykorrhiza med gran i granskog och barrblandskog, främst på frisk näringsrik mark i äldre skog med lång trädkontinuitet. Den totala populationen i landet har minskat och bedöms fortsätta minska till följd av avverkning av äldre barrskogar. Minskningstakten för den svenska populationen bedöms vara nära gränsvärdet för sårbar (VU) (SLU Artdatabanken, 2026).</w:t>
-      </w:r>
-    </w:p>
-    <w:p>
-      <w:r>
-        <w:rPr>
-          <w:b/>
-        </w:rPr>
-        <w:t>Liten hornflikmossa (VU)</w:t>
-      </w:r>
-      <w:r>
-        <w:t xml:space="preserve"> växer på grova murkna lågor i sluten och urskogsartad granskog med hög och jämn luftfuktighet. Arten är placerad högst upp i Skogsstyrelsens värdepyramid för bedömning av skog med höga naturvärden och samtliga kända lokaler med liten hornflikmossa bör ges ett ändamålsenligt skydd (SLU Artdatabanken, 2024; Nitare &amp; Skogsstyrelsen, 2019).</w:t>
-      </w:r>
-    </w:p>
-    <w:p>
-      <w:r>
-        <w:rPr>
-          <w:b/>
-        </w:rPr>
-        <w:t>Stubbspretmossa</w:t>
-      </w:r>
-      <w:r>
-        <w:t xml:space="preserve"> växer på ved i rika löv- och barrskogar med relativt hög luftfuktighet och indikerar fuktiga skogsmiljöer med gott om murken ved och ofta höga naturvärden. Stubbspretmossa är typisk art för </w:t>
-      </w:r>
-      <w:r>
-        <w:rPr>
-          <w:i/>
-        </w:rPr>
-        <w:t>9020 Nordlig ädellövskog</w:t>
-      </w:r>
-      <w:r>
-        <w:t xml:space="preserve"> (SLU Artdatabanken, 2024).</w:t>
-      </w:r>
-    </w:p>
-    <w:p>
-      <w:r>
-        <w:rPr>
-          <w:b/>
-        </w:rPr>
-        <w:t>Trubbfjädermossa</w:t>
-      </w:r>
-      <w:r>
-        <w:t xml:space="preserve"> signalerar vanligtvis skog med höga naturvärden och den växer på något skuggade block eller trädbaser, oftast nära marken, eller på jord intill vattendrag. Den trivs bäst i ädellövskog och förekommer ofta tillsammans med baronmossor </w:t>
-      </w:r>
-      <w:r>
-        <w:rPr>
-          <w:i/>
-        </w:rPr>
-        <w:t>Anomodon</w:t>
-      </w:r>
-      <w:r>
-        <w:t xml:space="preserve"> och fjädermossor</w:t>
-      </w:r>
-      <w:r>
-        <w:rPr>
-          <w:i/>
-        </w:rPr>
-        <w:t xml:space="preserve"> Neckera</w:t>
-      </w:r>
-      <w:r>
-        <w:t xml:space="preserve">. Trubbfjädermossa är typisk art för </w:t>
-      </w:r>
-      <w:r>
-        <w:rPr>
-          <w:i/>
-        </w:rPr>
-        <w:t>9020 Nordlig ädellövskog,</w:t>
-      </w:r>
-      <w:r>
-        <w:t xml:space="preserve"> </w:t>
-      </w:r>
-      <w:r>
-        <w:rPr>
-          <w:i/>
-        </w:rPr>
-        <w:t xml:space="preserve">9080 Lövsumpskog, 9750 Svämlövskog, 9110 Näringsfattig bokskog, 9130 Näringsrik bokskog </w:t>
-      </w:r>
-      <w:r>
-        <w:t xml:space="preserve">och </w:t>
-      </w:r>
-      <w:r>
-        <w:rPr>
-          <w:i/>
-        </w:rPr>
-        <w:t xml:space="preserve">9760 Svämädellövskog </w:t>
-      </w:r>
-      <w:r>
-        <w:t>(Nitare &amp; Skogsstyrelsen, 2019; SLU Artdatabanken, 2025).</w:t>
-      </w:r>
-    </w:p>
-    <w:p>
-      <w:r>
-        <w:rPr>
-          <w:b/>
-        </w:rPr>
-        <w:t xml:space="preserve">Underviol </w:t>
-      </w:r>
-      <w:r>
-        <w:t xml:space="preserve">är en bra signalart i hela sitt utbredningsområde i såväl lövlundar som kalkbarrskogar. Arten är särskilt intressant när den förekommer i barrskog och indikerar då troligen relikta och hotade kalkbarrskogsekosystem. Underviol tål inte dagens storskaliga skogsbruksmetoder även om den vid enstaka tillfällen lyckas kvarstå i fuktdråg efter avverkning. Underviol är typisk art för </w:t>
-      </w:r>
-      <w:r>
-        <w:rPr>
-          <w:i/>
-        </w:rPr>
-        <w:t xml:space="preserve">9050 Näringsrik granskog, 9020 Nordlig ädellövskog </w:t>
-      </w:r>
-      <w:r>
-        <w:t xml:space="preserve">och </w:t>
-      </w:r>
-      <w:r>
-        <w:rPr>
-          <w:i/>
-        </w:rPr>
-        <w:t>9160 Näringsrik ekskog</w:t>
-      </w:r>
-      <w:r>
-        <w:t xml:space="preserve"> (Nitare &amp; Skogsstyrelsen, 2019; SLU Artdatabanken, 2024).</w:t>
-      </w:r>
-    </w:p>
-    <w:p>
-      <w:r>
-        <w:rPr>
-          <w:b/>
-        </w:rPr>
-        <w:t xml:space="preserve">Vedtrappmossa (NT) </w:t>
-      </w:r>
-      <w:r>
-        <w:t xml:space="preserve">växer på död ved, främst i gammal granskog. Den förekommer knappast alls i fjällnära barrskogar utan finns i skogslandskapet nedom fjällen och framför allt i landets södra delar är den en mycket bra signalart för barrnaturskog med höga naturvärden. Skogsavverkning och brist på grov död ved i skogen är de allvarligaste hoten och den överlever inte kalhyggesbruk. Lokaler med sluten granskog, tillräckligt stora för att säkerställa ett kontinuerligt tillskott på grova lågor, bör undantas från storskaligt skogsbruk. Vedtrappmossa är typisk art för </w:t>
-      </w:r>
-      <w:r>
-        <w:rPr>
-          <w:i/>
-        </w:rPr>
-        <w:t>9010 Taiga</w:t>
-      </w:r>
-      <w:r>
-        <w:t xml:space="preserve"> (SLU Artdatabanken, 2024).</w:t>
-      </w:r>
-    </w:p>
-    <w:p>
-      <w:r>
-        <w:rPr>
-          <w:b/>
-        </w:rPr>
-        <w:t>Vårärt (NT)</w:t>
-      </w:r>
-      <w:r>
-        <w:t xml:space="preserve"> är en kalkgynnad mullväxt som är knuten till rik lundartad vegetation och har sin huvudsakliga förekomst i sydliga kalklövskogar, lövängen och hässlen. Den har även viktiga förekomster av reliktkaraktär i örtrika kalkgranskogar på frisk eller något fuktig mark i mellersta Sverige. Vårärt är en extra betydelsefull signalart i boreala och boreonemorala kalkgranskogar, då dessa förekomster nu är starkt fragmenterade och troligen visar på en flertusenårig ekologisk kontinuitet där spridning och etablering kan ha skett under postglaciala värmetiden. Arten tål inte dagens storskaliga skogsbruksmetoder och den kommer in på rödlistan för första gången 2025 till följd av en kraftig minskning (&gt;50%) i Riksskogstaxeringens data. Vårärt är typisk art för </w:t>
-      </w:r>
-      <w:r>
-        <w:rPr>
-          <w:i/>
-        </w:rPr>
-        <w:t xml:space="preserve">9050 Näringsrik granskog, 9020 Nordlig ädellövskog, 9160 Näringsrik ekskog </w:t>
-      </w:r>
-      <w:r>
-        <w:t xml:space="preserve">och </w:t>
-      </w:r>
-      <w:r>
-        <w:rPr>
-          <w:i/>
-        </w:rPr>
-        <w:t>9180 Ädellövskog i branter</w:t>
-      </w:r>
-      <w:r>
-        <w:t xml:space="preserve"> (Nitare &amp; Skogsstyrelsen, 2019; SLU Artdatabanken, 2026).</w:t>
       </w:r>
     </w:p>
     <w:p>
@@ -1117,7 +1088,7 @@
     <w:r>
       <w:tab/>
       <w:tab/>
-      <w:t>2026-06-20</w:t>
+      <w:t>2026-06-21</w:t>
       <w:br/>
       <w:br/>
     </w:r>

--- a/klagomål/A 14466-2026 FSC-klagomål.docx
+++ b/klagomål/A 14466-2026 FSC-klagomål.docx
@@ -1088,7 +1088,7 @@
     <w:r>
       <w:tab/>
       <w:tab/>
-      <w:t>2026-06-21</w:t>
+      <w:t>2026-06-22</w:t>
       <w:br/>
       <w:br/>
     </w:r>

--- a/klagomål/A 14466-2026 FSC-klagomål.docx
+++ b/klagomål/A 14466-2026 FSC-klagomål.docx
@@ -1088,7 +1088,7 @@
     <w:r>
       <w:tab/>
       <w:tab/>
-      <w:t>2026-06-22</w:t>
+      <w:t>2026-06-23</w:t>
       <w:br/>
       <w:br/>
     </w:r>

--- a/klagomål/A 14466-2026 FSC-klagomål.docx
+++ b/klagomål/A 14466-2026 FSC-klagomål.docx
@@ -1088,7 +1088,7 @@
     <w:r>
       <w:tab/>
       <w:tab/>
-      <w:t>2026-06-23</w:t>
+      <w:t>2026-06-24</w:t>
       <w:br/>
       <w:br/>
     </w:r>

--- a/klagomål/A 14466-2026 FSC-klagomål.docx
+++ b/klagomål/A 14466-2026 FSC-klagomål.docx
@@ -1088,7 +1088,7 @@
     <w:r>
       <w:tab/>
       <w:tab/>
-      <w:t>2026-06-24</w:t>
+      <w:t>2026-06-25</w:t>
       <w:br/>
       <w:br/>
     </w:r>

--- a/klagomål/A 14466-2026 FSC-klagomål.docx
+++ b/klagomål/A 14466-2026 FSC-klagomål.docx
@@ -1088,7 +1088,7 @@
     <w:r>
       <w:tab/>
       <w:tab/>
-      <w:t>2026-06-25</w:t>
+      <w:t>2026-06-26</w:t>
       <w:br/>
       <w:br/>
     </w:r>

--- a/klagomål/A 14466-2026 FSC-klagomål.docx
+++ b/klagomål/A 14466-2026 FSC-klagomål.docx
@@ -1088,7 +1088,7 @@
     <w:r>
       <w:tab/>
       <w:tab/>
-      <w:t>2026-06-26</w:t>
+      <w:t>2026-06-27</w:t>
       <w:br/>
       <w:br/>
     </w:r>

--- a/klagomål/A 14466-2026 FSC-klagomål.docx
+++ b/klagomål/A 14466-2026 FSC-klagomål.docx
@@ -1088,7 +1088,7 @@
     <w:r>
       <w:tab/>
       <w:tab/>
-      <w:t>2026-06-27</w:t>
+      <w:t>2026-06-28</w:t>
       <w:br/>
       <w:br/>
     </w:r>

--- a/klagomål/A 14466-2026 FSC-klagomål.docx
+++ b/klagomål/A 14466-2026 FSC-klagomål.docx
@@ -1088,7 +1088,7 @@
     <w:r>
       <w:tab/>
       <w:tab/>
-      <w:t>2026-06-28</w:t>
+      <w:t>2026-06-29</w:t>
       <w:br/>
       <w:br/>
     </w:r>

--- a/klagomål/A 14466-2026 FSC-klagomål.docx
+++ b/klagomål/A 14466-2026 FSC-klagomål.docx
@@ -1088,7 +1088,7 @@
     <w:r>
       <w:tab/>
       <w:tab/>
-      <w:t>2026-06-29</w:t>
+      <w:t>2026-06-30</w:t>
       <w:br/>
       <w:br/>
     </w:r>

--- a/klagomål/A 14466-2026 FSC-klagomål.docx
+++ b/klagomål/A 14466-2026 FSC-klagomål.docx
@@ -1088,7 +1088,7 @@
     <w:r>
       <w:tab/>
       <w:tab/>
-      <w:t>2026-06-30</w:t>
+      <w:t>2026-07-01</w:t>
       <w:br/>
       <w:br/>
     </w:r>

--- a/klagomål/A 14466-2026 FSC-klagomål.docx
+++ b/klagomål/A 14466-2026 FSC-klagomål.docx
@@ -1088,7 +1088,7 @@
     <w:r>
       <w:tab/>
       <w:tab/>
-      <w:t>2026-07-01</w:t>
+      <w:t>2026-07-02</w:t>
       <w:br/>
       <w:br/>
     </w:r>

--- a/klagomål/A 14466-2026 FSC-klagomål.docx
+++ b/klagomål/A 14466-2026 FSC-klagomål.docx
@@ -1088,7 +1088,7 @@
     <w:r>
       <w:tab/>
       <w:tab/>
-      <w:t>2026-07-13</w:t>
+      <w:t>2026-07-14</w:t>
       <w:br/>
       <w:br/>
     </w:r>

--- a/klagomål/A 14466-2026 FSC-klagomål.docx
+++ b/klagomål/A 14466-2026 FSC-klagomål.docx
@@ -1088,7 +1088,7 @@
     <w:r>
       <w:tab/>
       <w:tab/>
-      <w:t>2026-07-14</w:t>
+      <w:t>2026-07-15</w:t>
       <w:br/>
       <w:br/>
     </w:r>

--- a/klagomål/A 14466-2026 FSC-klagomål.docx
+++ b/klagomål/A 14466-2026 FSC-klagomål.docx
@@ -1088,7 +1088,7 @@
     <w:r>
       <w:tab/>
       <w:tab/>
-      <w:t>2026-07-15</w:t>
+      <w:t>2026-07-16</w:t>
       <w:br/>
       <w:br/>
     </w:r>

--- a/klagomål/A 14466-2026 FSC-klagomål.docx
+++ b/klagomål/A 14466-2026 FSC-klagomål.docx
@@ -1088,7 +1088,7 @@
     <w:r>
       <w:tab/>
       <w:tab/>
-      <w:t>2026-07-16</w:t>
+      <w:t>2026-07-17</w:t>
       <w:br/>
       <w:br/>
     </w:r>

--- a/klagomål/A 14466-2026 FSC-klagomål.docx
+++ b/klagomål/A 14466-2026 FSC-klagomål.docx
@@ -1088,7 +1088,7 @@
     <w:r>
       <w:tab/>
       <w:tab/>
-      <w:t>2026-07-17</w:t>
+      <w:t>2026-07-18</w:t>
       <w:br/>
       <w:br/>
     </w:r>

--- a/klagomål/A 14466-2026 FSC-klagomål.docx
+++ b/klagomål/A 14466-2026 FSC-klagomål.docx
@@ -1088,7 +1088,7 @@
     <w:r>
       <w:tab/>
       <w:tab/>
-      <w:t>2026-07-18</w:t>
+      <w:t>2026-07-19</w:t>
       <w:br/>
       <w:br/>
     </w:r>

--- a/klagomål/A 14466-2026 FSC-klagomål.docx
+++ b/klagomål/A 14466-2026 FSC-klagomål.docx
@@ -1088,7 +1088,7 @@
     <w:r>
       <w:tab/>
       <w:tab/>
-      <w:t>2026-07-19</w:t>
+      <w:t>2026-07-20</w:t>
       <w:br/>
       <w:br/>
     </w:r>

--- a/klagomål/A 14466-2026 FSC-klagomål.docx
+++ b/klagomål/A 14466-2026 FSC-klagomål.docx
@@ -1088,7 +1088,7 @@
     <w:r>
       <w:tab/>
       <w:tab/>
-      <w:t>2026-07-20</w:t>
+      <w:t>2026-07-21</w:t>
       <w:br/>
       <w:br/>
     </w:r>

--- a/klagomål/A 14466-2026 FSC-klagomål.docx
+++ b/klagomål/A 14466-2026 FSC-klagomål.docx
@@ -1088,7 +1088,7 @@
     <w:r>
       <w:tab/>
       <w:tab/>
-      <w:t>2026-07-21</w:t>
+      <w:t>2026-07-22</w:t>
       <w:br/>
       <w:br/>
     </w:r>

--- a/klagomål/A 14466-2026 FSC-klagomål.docx
+++ b/klagomål/A 14466-2026 FSC-klagomål.docx
@@ -1088,7 +1088,7 @@
     <w:r>
       <w:tab/>
       <w:tab/>
-      <w:t>2026-07-22</w:t>
+      <w:t>2026-07-23</w:t>
       <w:br/>
       <w:br/>
     </w:r>

--- a/klagomål/A 14466-2026 FSC-klagomål.docx
+++ b/klagomål/A 14466-2026 FSC-klagomål.docx
@@ -1088,7 +1088,7 @@
     <w:r>
       <w:tab/>
       <w:tab/>
-      <w:t>2026-07-23</w:t>
+      <w:t>2026-07-24</w:t>
       <w:br/>
       <w:br/>
     </w:r>

--- a/klagomål/A 14466-2026 FSC-klagomål.docx
+++ b/klagomål/A 14466-2026 FSC-klagomål.docx
@@ -216,7 +216,7 @@
         <w:spacing w:after="240"/>
       </w:pPr>
       <w:r>
-        <w:t>Figur 1. Fyndplatser för naturvårdsarter i och inom 24 meter från avverkningsanmälan. Markörer utan svart kant är placerade på fyndplatsen. Markörer med svart kant är placerade vid sidan av fyndplatsen har ett svart streck som visar fyndplatsens exakta position. Kartans mittpunktskoordinat är N 6657714, E 662231 i SWEREF 99 TM.</w:t>
+        <w:t>Figur 1. Fyndplatser för naturvårdsarter i och inom 24 meter från avverkningsanmälan. Markörer utan svart kant är placerade på fyndplatsen. Markörer med svart kant är placerade vid sidan av fyndplatsen och har ett svart streck som visar fyndplatsens exakta position. Kartans mittpunktskoordinat är N 6657714, E 662231 i SWEREF 99 TM.</w:t>
       </w:r>
     </w:p>
     <w:p>
@@ -1088,7 +1088,7 @@
     <w:r>
       <w:tab/>
       <w:tab/>
-      <w:t>2026-08-14</w:t>
+      <w:t>2026-08-15</w:t>
       <w:br/>
       <w:br/>
     </w:r>

--- a/klagomål/A 14466-2026 FSC-klagomål.docx
+++ b/klagomål/A 14466-2026 FSC-klagomål.docx
@@ -1088,7 +1088,7 @@
     <w:r>
       <w:tab/>
       <w:tab/>
-      <w:t>2026-08-15</w:t>
+      <w:t>2026-08-16</w:t>
       <w:br/>
       <w:br/>
     </w:r>

--- a/klagomål/A 14466-2026 FSC-klagomål.docx
+++ b/klagomål/A 14466-2026 FSC-klagomål.docx
@@ -1088,7 +1088,7 @@
     <w:r>
       <w:tab/>
       <w:tab/>
-      <w:t>2026-08-16</w:t>
+      <w:t>2026-08-17</w:t>
       <w:br/>
       <w:br/>
     </w:r>

--- a/klagomål/A 14466-2026 FSC-klagomål.docx
+++ b/klagomål/A 14466-2026 FSC-klagomål.docx
@@ -1088,7 +1088,7 @@
     <w:r>
       <w:tab/>
       <w:tab/>
-      <w:t>2026-08-17</w:t>
+      <w:t>2026-08-18</w:t>
       <w:br/>
       <w:br/>
     </w:r>

--- a/klagomål/A 14466-2026 FSC-klagomål.docx
+++ b/klagomål/A 14466-2026 FSC-klagomål.docx
@@ -1088,7 +1088,7 @@
     <w:r>
       <w:tab/>
       <w:tab/>
-      <w:t>2026-08-18</w:t>
+      <w:t>2026-08-19</w:t>
       <w:br/>
       <w:br/>
     </w:r>

--- a/klagomål/A 14466-2026 FSC-klagomål.docx
+++ b/klagomål/A 14466-2026 FSC-klagomål.docx
@@ -1088,7 +1088,7 @@
     <w:r>
       <w:tab/>
       <w:tab/>
-      <w:t>2026-08-19</w:t>
+      <w:t>2026-08-20</w:t>
       <w:br/>
       <w:br/>
     </w:r>

--- a/klagomål/A 14466-2026 FSC-klagomål.docx
+++ b/klagomål/A 14466-2026 FSC-klagomål.docx
@@ -1088,7 +1088,7 @@
     <w:r>
       <w:tab/>
       <w:tab/>
-      <w:t>2026-08-20</w:t>
+      <w:t>2026-08-21</w:t>
       <w:br/>
       <w:br/>
     </w:r>

--- a/klagomål/A 14466-2026 FSC-klagomål.docx
+++ b/klagomål/A 14466-2026 FSC-klagomål.docx
@@ -1088,7 +1088,7 @@
     <w:r>
       <w:tab/>
       <w:tab/>
-      <w:t>2026-08-21</w:t>
+      <w:t>2026-08-22</w:t>
       <w:br/>
       <w:br/>
     </w:r>

--- a/klagomål/A 14466-2026 FSC-klagomål.docx
+++ b/klagomål/A 14466-2026 FSC-klagomål.docx
@@ -1088,7 +1088,7 @@
     <w:r>
       <w:tab/>
       <w:tab/>
-      <w:t>2026-08-22</w:t>
+      <w:t>2026-08-23</w:t>
       <w:br/>
       <w:br/>
     </w:r>

--- a/klagomål/A 14466-2026 FSC-klagomål.docx
+++ b/klagomål/A 14466-2026 FSC-klagomål.docx
@@ -1088,7 +1088,7 @@
     <w:r>
       <w:tab/>
       <w:tab/>
-      <w:t>2026-08-23</w:t>
+      <w:t>2026-08-24</w:t>
       <w:br/>
       <w:br/>
     </w:r>

--- a/klagomål/A 14466-2026 FSC-klagomål.docx
+++ b/klagomål/A 14466-2026 FSC-klagomål.docx
@@ -1088,7 +1088,7 @@
     <w:r>
       <w:tab/>
       <w:tab/>
-      <w:t>2026-08-24</w:t>
+      <w:t>2026-08-25</w:t>
       <w:br/>
       <w:br/>
     </w:r>

--- a/klagomål/A 14466-2026 FSC-klagomål.docx
+++ b/klagomål/A 14466-2026 FSC-klagomål.docx
@@ -1088,7 +1088,7 @@
     <w:r>
       <w:tab/>
       <w:tab/>
-      <w:t>2026-08-25</w:t>
+      <w:t>2026-08-26</w:t>
       <w:br/>
       <w:br/>
     </w:r>

--- a/klagomål/A 14466-2026 FSC-klagomål.docx
+++ b/klagomål/A 14466-2026 FSC-klagomål.docx
@@ -1088,7 +1088,7 @@
     <w:r>
       <w:tab/>
       <w:tab/>
-      <w:t>2026-08-26</w:t>
+      <w:t>2026-08-27</w:t>
       <w:br/>
       <w:br/>
     </w:r>

--- a/klagomål/A 14466-2026 FSC-klagomål.docx
+++ b/klagomål/A 14466-2026 FSC-klagomål.docx
@@ -1088,7 +1088,7 @@
     <w:r>
       <w:tab/>
       <w:tab/>
-      <w:t>2026-08-27</w:t>
+      <w:t>2026-08-28</w:t>
       <w:br/>
       <w:br/>
     </w:r>

--- a/klagomål/A 14466-2026 FSC-klagomål.docx
+++ b/klagomål/A 14466-2026 FSC-klagomål.docx
@@ -1088,7 +1088,7 @@
     <w:r>
       <w:tab/>
       <w:tab/>
-      <w:t>2026-08-28</w:t>
+      <w:t>2026-08-29</w:t>
       <w:br/>
       <w:br/>
     </w:r>

--- a/klagomål/A 14466-2026 FSC-klagomål.docx
+++ b/klagomål/A 14466-2026 FSC-klagomål.docx
@@ -1088,7 +1088,7 @@
     <w:r>
       <w:tab/>
       <w:tab/>
-      <w:t>2026-08-29</w:t>
+      <w:t>2026-08-31</w:t>
       <w:br/>
       <w:br/>
     </w:r>

--- a/klagomål/A 14466-2026 FSC-klagomål.docx
+++ b/klagomål/A 14466-2026 FSC-klagomål.docx
@@ -1088,7 +1088,7 @@
     <w:r>
       <w:tab/>
       <w:tab/>
-      <w:t>2026-08-31</w:t>
+      <w:t>2026-09-01</w:t>
       <w:br/>
       <w:br/>
     </w:r>

--- a/klagomål/A 14466-2026 FSC-klagomål.docx
+++ b/klagomål/A 14466-2026 FSC-klagomål.docx
@@ -1088,7 +1088,7 @@
     <w:r>
       <w:tab/>
       <w:tab/>
-      <w:t>2026-09-01</w:t>
+      <w:t>2026-09-02</w:t>
       <w:br/>
       <w:br/>
     </w:r>

--- a/klagomål/A 14466-2026 FSC-klagomål.docx
+++ b/klagomål/A 14466-2026 FSC-klagomål.docx
@@ -1088,7 +1088,7 @@
     <w:r>
       <w:tab/>
       <w:tab/>
-      <w:t>2026-09-02</w:t>
+      <w:t>2026-09-03</w:t>
       <w:br/>
       <w:br/>
     </w:r>

--- a/klagomål/A 14466-2026 FSC-klagomål.docx
+++ b/klagomål/A 14466-2026 FSC-klagomål.docx
@@ -1088,7 +1088,7 @@
     <w:r>
       <w:tab/>
       <w:tab/>
-      <w:t>2026-09-03</w:t>
+      <w:t>2026-09-04</w:t>
       <w:br/>
       <w:br/>
     </w:r>

--- a/klagomål/A 14466-2026 FSC-klagomål.docx
+++ b/klagomål/A 14466-2026 FSC-klagomål.docx
@@ -1088,7 +1088,7 @@
     <w:r>
       <w:tab/>
       <w:tab/>
-      <w:t>2026-09-04</w:t>
+      <w:t>2026-09-05</w:t>
       <w:br/>
       <w:br/>
     </w:r>

--- a/klagomål/A 14466-2026 FSC-klagomål.docx
+++ b/klagomål/A 14466-2026 FSC-klagomål.docx
@@ -1088,7 +1088,7 @@
     <w:r>
       <w:tab/>
       <w:tab/>
-      <w:t>2026-09-05</w:t>
+      <w:t>2026-09-06</w:t>
       <w:br/>
       <w:br/>
     </w:r>

--- a/klagomål/A 14466-2026 FSC-klagomål.docx
+++ b/klagomål/A 14466-2026 FSC-klagomål.docx
@@ -1088,7 +1088,7 @@
     <w:r>
       <w:tab/>
       <w:tab/>
-      <w:t>2026-09-06</w:t>
+      <w:t>2026-09-07</w:t>
       <w:br/>
       <w:br/>
     </w:r>

--- a/klagomål/A 14466-2026 FSC-klagomål.docx
+++ b/klagomål/A 14466-2026 FSC-klagomål.docx
@@ -1088,7 +1088,7 @@
     <w:r>
       <w:tab/>
       <w:tab/>
-      <w:t>2026-09-07</w:t>
+      <w:t>2026-09-08</w:t>
       <w:br/>
       <w:br/>
     </w:r>

--- a/klagomål/A 14466-2026 FSC-klagomål.docx
+++ b/klagomål/A 14466-2026 FSC-klagomål.docx
@@ -1088,7 +1088,7 @@
     <w:r>
       <w:tab/>
       <w:tab/>
-      <w:t>2026-09-08</w:t>
+      <w:t>2026-09-09</w:t>
       <w:br/>
       <w:br/>
     </w:r>

--- a/klagomål/A 14466-2026 FSC-klagomål.docx
+++ b/klagomål/A 14466-2026 FSC-klagomål.docx
@@ -1088,7 +1088,7 @@
     <w:r>
       <w:tab/>
       <w:tab/>
-      <w:t>2026-09-09</w:t>
+      <w:t>2026-09-10</w:t>
       <w:br/>
       <w:br/>
     </w:r>

--- a/klagomål/A 14466-2026 FSC-klagomål.docx
+++ b/klagomål/A 14466-2026 FSC-klagomål.docx
@@ -1088,7 +1088,7 @@
     <w:r>
       <w:tab/>
       <w:tab/>
-      <w:t>2026-09-10</w:t>
+      <w:t>2026-09-11</w:t>
       <w:br/>
       <w:br/>
     </w:r>

--- a/klagomål/A 14466-2026 FSC-klagomål.docx
+++ b/klagomål/A 14466-2026 FSC-klagomål.docx
@@ -1088,7 +1088,7 @@
     <w:r>
       <w:tab/>
       <w:tab/>
-      <w:t>2026-09-11</w:t>
+      <w:t>2026-09-12</w:t>
       <w:br/>
       <w:br/>
     </w:r>
